--- a/Planeaciones/N9 His Libro para IMPRIMIR SEMANA 1 DIC.docx
+++ b/Planeaciones/N9 His Libro para IMPRIMIR SEMANA 1 DIC.docx
@@ -82,7 +82,7 @@
           <w:szCs w:val="100"/>
           <w:lang w:val="es-MX"/>
         </w:rPr>
-        <w:t>7</w:t>
+        <w:t>9</w:t>
       </w:r>
       <w:r>
         <w:rPr>
@@ -107,7 +107,7 @@
           <w:szCs w:val="100"/>
           <w:lang w:val="es-MX"/>
         </w:rPr>
-        <w:t>Segundo de Secundaria</w:t>
+        <w:t>Tercero de Secundaria</w:t>
       </w:r>
       <w:r>
         <w:rPr>
@@ -194,7 +194,7 @@
           <w:szCs w:val="60"/>
           <w:lang w:val="es-MX"/>
         </w:rPr>
-        <w:t xml:space="preserve">Primero de secundaria </w:t>
+        <w:t xml:space="preserve">Tercero de secundaria </w:t>
       </w:r>
       <w:r>
         <w:rPr>
@@ -212,7 +212,7 @@
           <w:szCs w:val="60"/>
           <w:lang w:val="es-MX"/>
         </w:rPr>
-        <w:t>7</w:t>
+        <w:t>9</w:t>
       </w:r>
       <w:r>
         <w:rPr>
@@ -306,6 +306,7 @@
             <w:insideH w:val="single" w:color="auto" w:sz="4" w:space="0"/>
             <w:insideV w:val="single" w:color="auto" w:sz="4" w:space="0"/>
           </w:tblBorders>
+          <w:shd w:val="clear" w:color="auto" w:fill="FF0000"/>
           <w:tblCellMar>
             <w:top w:w="0" w:type="dxa"/>
             <w:left w:w="108" w:type="dxa"/>
@@ -370,7 +371,7 @@
                   </w14:solidFill>
                 </w14:textFill>
               </w:rPr>
-              <w:t xml:space="preserve">Diferentes culturas misma cosmovisión </w:t>
+              <w:t xml:space="preserve">Las revoluciones modernas </w:t>
             </w:r>
           </w:p>
         </w:tc>
@@ -468,13 +469,14 @@
             </w:r>
             <w:r>
               <w:rPr>
-                <w:rFonts w:hint="default" w:asciiTheme="majorAscii" w:hAnsiTheme="majorAscii" w:cstheme="majorHAnsi"/>
-                <w:b/>
-                <w:kern w:val="2"/>
-                <w:sz w:val="20"/>
-                <w:szCs w:val="20"/>
-              </w:rPr>
-              <w:t>¿Qué cambios ocurren cuando dos culturas se encuentran y combinan sus costumbres?)</w:t>
+                <w:rFonts w:hint="default" w:asciiTheme="majorAscii" w:hAnsiTheme="majorAscii"/>
+                <w:b/>
+                <w:kern w:val="2"/>
+                <w:sz w:val="20"/>
+                <w:szCs w:val="20"/>
+                <w:lang w:val="es-MX"/>
+              </w:rPr>
+              <w:t>¿Cómo cambiaron las ideas de libertad, igualdad y derechos ciudadanos la forma de gobernar y de entender a la sociedad durante y después de la Revolución Francesa?</w:t>
             </w:r>
           </w:p>
         </w:tc>
@@ -592,7 +594,7 @@
                 <w:szCs w:val="20"/>
                 <w:lang w:val="es-MX"/>
               </w:rPr>
-              <w:t xml:space="preserve"> Diferente cultura otra cosmovisión </w:t>
+              <w:t xml:space="preserve">  Las revoluciones modernas</w:t>
             </w:r>
           </w:p>
         </w:tc>
@@ -661,6 +663,7 @@
               <w:suppressLineNumbers w:val="0"/>
               <w:spacing w:before="0" w:beforeAutospacing="0" w:after="0" w:afterAutospacing="0" w:line="240" w:lineRule="auto"/>
               <w:ind w:left="0" w:right="0"/>
+              <w:jc w:val="both"/>
               <w:rPr>
                 <w:rFonts w:hint="default" w:asciiTheme="majorAscii" w:hAnsiTheme="majorAscii" w:cstheme="majorHAnsi"/>
                 <w:kern w:val="2"/>
@@ -700,14 +703,45 @@
             </w:r>
             <w:r>
               <w:rPr>
-                <w:rFonts w:hint="default" w:asciiTheme="majorAscii" w:hAnsiTheme="majorAscii" w:cstheme="majorHAnsi"/>
-                <w:b/>
-                <w:kern w:val="2"/>
-                <w:sz w:val="20"/>
-                <w:szCs w:val="20"/>
-                <w:lang w:val="es-MX"/>
-              </w:rPr>
-              <w:t>comprender qué es el sincretismo y ser capaz de identificar ejemplos donde se mezclan tradiciones, creencias o prácticas culturales dentro de su comunidad o país.</w:t>
+                <w:rFonts w:hint="default" w:asciiTheme="majorAscii" w:hAnsiTheme="majorAscii"/>
+                <w:b/>
+                <w:kern w:val="2"/>
+                <w:sz w:val="20"/>
+                <w:szCs w:val="20"/>
+                <w:lang w:val="es-MX"/>
+              </w:rPr>
+              <w:t>C</w:t>
+            </w:r>
+            <w:r>
+              <w:rPr>
+                <w:rFonts w:hint="default" w:asciiTheme="majorAscii" w:hAnsiTheme="majorAscii"/>
+                <w:b/>
+                <w:kern w:val="2"/>
+                <w:sz w:val="20"/>
+                <w:szCs w:val="20"/>
+              </w:rPr>
+              <w:t>omprend</w:t>
+            </w:r>
+            <w:r>
+              <w:rPr>
+                <w:rFonts w:hint="default" w:asciiTheme="majorAscii" w:hAnsiTheme="majorAscii"/>
+                <w:b/>
+                <w:kern w:val="2"/>
+                <w:sz w:val="20"/>
+                <w:szCs w:val="20"/>
+                <w:lang w:val="es-MX"/>
+              </w:rPr>
+              <w:t>er</w:t>
+            </w:r>
+            <w:r>
+              <w:rPr>
+                <w:rFonts w:hint="default" w:asciiTheme="majorAscii" w:hAnsiTheme="majorAscii"/>
+                <w:b/>
+                <w:kern w:val="2"/>
+                <w:sz w:val="20"/>
+                <w:szCs w:val="20"/>
+              </w:rPr>
+              <w:t xml:space="preserve"> los principales ideales de la Revolución Francesa —libertad, igualdad y fraternidad— y analice cómo estos principios quedaron establecidos en la Declaración de los Derechos del Hombre y del Ciudadano, así como su importancia para las democracias modernas.</w:t>
             </w:r>
           </w:p>
         </w:tc>
@@ -797,41 +831,381 @@
           </w:p>
           <w:p>
             <w:pPr>
-              <w:pStyle w:val="10"/>
-              <w:keepNext w:val="0"/>
-              <w:keepLines w:val="0"/>
-              <w:widowControl/>
-              <w:suppressLineNumbers w:val="0"/>
-              <w:rPr>
-                <w:rFonts w:hint="default" w:asciiTheme="majorAscii" w:hAnsiTheme="majorAscii" w:cstheme="majorHAnsi"/>
-                <w:kern w:val="2"/>
-                <w:sz w:val="20"/>
-                <w:szCs w:val="20"/>
-                <w:lang w:val="es-MX"/>
-              </w:rPr>
-            </w:pPr>
-            <w:r>
-              <w:rPr>
-                <w:rFonts w:hint="default" w:asciiTheme="majorAscii" w:hAnsiTheme="majorAscii" w:eastAsiaTheme="minorHAnsi" w:cstheme="majorHAnsi"/>
-                <w:b w:val="0"/>
-                <w:bCs/>
-                <w:kern w:val="2"/>
-                <w:sz w:val="20"/>
-                <w:szCs w:val="20"/>
-                <w:lang w:val="es-MX" w:eastAsia="en-US" w:bidi="ar-SA"/>
-              </w:rPr>
-              <w:t>El sincretismo</w:t>
-            </w:r>
-            <w:r>
-              <w:rPr>
-                <w:rFonts w:hint="default" w:asciiTheme="majorAscii" w:hAnsiTheme="majorAscii" w:eastAsiaTheme="minorHAnsi" w:cstheme="majorHAnsi"/>
-                <w:b/>
-                <w:kern w:val="2"/>
-                <w:sz w:val="20"/>
-                <w:szCs w:val="20"/>
-                <w:lang w:val="es-MX" w:eastAsia="en-US" w:bidi="ar-SA"/>
-              </w:rPr>
-              <w:t xml:space="preserve"> es la fusión de elementos de diferentes culturas, como creencias religiosas, tradiciones, lenguas o formas de arte. Surge cuando dos o más culturas conviven y adaptan sus prácticas, creando algo nuevo que forma parte de la identidad cultural actual.</w:t>
+              <w:keepNext w:val="0"/>
+              <w:keepLines w:val="0"/>
+              <w:widowControl/>
+              <w:suppressLineNumbers w:val="0"/>
+              <w:spacing w:before="0" w:beforeAutospacing="0" w:after="0" w:afterAutospacing="0" w:line="240" w:lineRule="auto"/>
+              <w:ind w:left="0" w:right="0"/>
+              <w:rPr>
+                <w:rFonts w:hint="default" w:asciiTheme="majorAscii" w:hAnsiTheme="majorAscii"/>
+                <w:b/>
+                <w:kern w:val="2"/>
+                <w:sz w:val="20"/>
+                <w:szCs w:val="20"/>
+              </w:rPr>
+            </w:pPr>
+            <w:r>
+              <w:rPr>
+                <w:rFonts w:hint="default" w:asciiTheme="majorAscii" w:hAnsiTheme="majorAscii"/>
+                <w:b/>
+                <w:kern w:val="2"/>
+                <w:sz w:val="20"/>
+                <w:szCs w:val="20"/>
+              </w:rPr>
+              <w:t>Los principios de la Revolución Francesa (1789) se resumen en tres ideas centrales que transformaron la política y la sociedad:</w:t>
+            </w:r>
+          </w:p>
+          <w:p>
+            <w:pPr>
+              <w:keepNext w:val="0"/>
+              <w:keepLines w:val="0"/>
+              <w:widowControl/>
+              <w:suppressLineNumbers w:val="0"/>
+              <w:spacing w:before="0" w:beforeAutospacing="0" w:after="0" w:afterAutospacing="0" w:line="240" w:lineRule="auto"/>
+              <w:ind w:left="0" w:right="0"/>
+              <w:rPr>
+                <w:rFonts w:hint="default" w:asciiTheme="majorAscii" w:hAnsiTheme="majorAscii"/>
+                <w:b/>
+                <w:kern w:val="2"/>
+                <w:sz w:val="20"/>
+                <w:szCs w:val="20"/>
+              </w:rPr>
+            </w:pPr>
+            <w:r>
+              <w:rPr>
+                <w:rFonts w:hint="default" w:asciiTheme="majorAscii" w:hAnsiTheme="majorAscii"/>
+                <w:b/>
+                <w:kern w:val="2"/>
+                <w:sz w:val="20"/>
+                <w:szCs w:val="20"/>
+              </w:rPr>
+              <w:t>1. Libertad</w:t>
+            </w:r>
+          </w:p>
+          <w:p>
+            <w:pPr>
+              <w:keepNext w:val="0"/>
+              <w:keepLines w:val="0"/>
+              <w:widowControl/>
+              <w:suppressLineNumbers w:val="0"/>
+              <w:spacing w:before="0" w:beforeAutospacing="0" w:after="0" w:afterAutospacing="0" w:line="240" w:lineRule="auto"/>
+              <w:ind w:left="0" w:right="0"/>
+              <w:rPr>
+                <w:rFonts w:hint="default" w:asciiTheme="majorAscii" w:hAnsiTheme="majorAscii"/>
+                <w:b/>
+                <w:kern w:val="2"/>
+                <w:sz w:val="20"/>
+                <w:szCs w:val="20"/>
+              </w:rPr>
+            </w:pPr>
+            <w:r>
+              <w:rPr>
+                <w:rFonts w:hint="default" w:asciiTheme="majorAscii" w:hAnsiTheme="majorAscii"/>
+                <w:b/>
+                <w:kern w:val="2"/>
+                <w:sz w:val="20"/>
+                <w:szCs w:val="20"/>
+              </w:rPr>
+              <w:t>Derecho de las personas a pensar, expresarse y actuar sin opresión.</w:t>
+            </w:r>
+          </w:p>
+          <w:p>
+            <w:pPr>
+              <w:keepNext w:val="0"/>
+              <w:keepLines w:val="0"/>
+              <w:widowControl/>
+              <w:suppressLineNumbers w:val="0"/>
+              <w:spacing w:before="0" w:beforeAutospacing="0" w:after="0" w:afterAutospacing="0" w:line="240" w:lineRule="auto"/>
+              <w:ind w:left="0" w:right="0"/>
+              <w:rPr>
+                <w:rFonts w:hint="default" w:asciiTheme="majorAscii" w:hAnsiTheme="majorAscii"/>
+                <w:b/>
+                <w:kern w:val="2"/>
+                <w:sz w:val="20"/>
+                <w:szCs w:val="20"/>
+              </w:rPr>
+            </w:pPr>
+            <w:r>
+              <w:rPr>
+                <w:rFonts w:hint="default" w:asciiTheme="majorAscii" w:hAnsiTheme="majorAscii"/>
+                <w:b/>
+                <w:kern w:val="2"/>
+                <w:sz w:val="20"/>
+                <w:szCs w:val="20"/>
+              </w:rPr>
+              <w:t>Fin de la servidumbre y del control absoluto del rey.</w:t>
+            </w:r>
+          </w:p>
+          <w:p>
+            <w:pPr>
+              <w:keepNext w:val="0"/>
+              <w:keepLines w:val="0"/>
+              <w:widowControl/>
+              <w:suppressLineNumbers w:val="0"/>
+              <w:spacing w:before="0" w:beforeAutospacing="0" w:after="0" w:afterAutospacing="0" w:line="240" w:lineRule="auto"/>
+              <w:ind w:left="0" w:right="0"/>
+              <w:rPr>
+                <w:rFonts w:hint="default" w:asciiTheme="majorAscii" w:hAnsiTheme="majorAscii"/>
+                <w:b/>
+                <w:kern w:val="2"/>
+                <w:sz w:val="20"/>
+                <w:szCs w:val="20"/>
+              </w:rPr>
+            </w:pPr>
+            <w:r>
+              <w:rPr>
+                <w:rFonts w:hint="default" w:asciiTheme="majorAscii" w:hAnsiTheme="majorAscii"/>
+                <w:b/>
+                <w:kern w:val="2"/>
+                <w:sz w:val="20"/>
+                <w:szCs w:val="20"/>
+              </w:rPr>
+              <w:t>2. Igualdad</w:t>
+            </w:r>
+          </w:p>
+          <w:p>
+            <w:pPr>
+              <w:keepNext w:val="0"/>
+              <w:keepLines w:val="0"/>
+              <w:widowControl/>
+              <w:suppressLineNumbers w:val="0"/>
+              <w:spacing w:before="0" w:beforeAutospacing="0" w:after="0" w:afterAutospacing="0" w:line="240" w:lineRule="auto"/>
+              <w:ind w:left="0" w:right="0"/>
+              <w:rPr>
+                <w:rFonts w:hint="default" w:asciiTheme="majorAscii" w:hAnsiTheme="majorAscii"/>
+                <w:b/>
+                <w:kern w:val="2"/>
+                <w:sz w:val="20"/>
+                <w:szCs w:val="20"/>
+              </w:rPr>
+            </w:pPr>
+            <w:r>
+              <w:rPr>
+                <w:rFonts w:hint="default" w:asciiTheme="majorAscii" w:hAnsiTheme="majorAscii"/>
+                <w:b/>
+                <w:kern w:val="2"/>
+                <w:sz w:val="20"/>
+                <w:szCs w:val="20"/>
+              </w:rPr>
+              <w:t>Todos los ciudadanos son iguales ante la ley.</w:t>
+            </w:r>
+          </w:p>
+          <w:p>
+            <w:pPr>
+              <w:keepNext w:val="0"/>
+              <w:keepLines w:val="0"/>
+              <w:widowControl/>
+              <w:suppressLineNumbers w:val="0"/>
+              <w:spacing w:before="0" w:beforeAutospacing="0" w:after="0" w:afterAutospacing="0" w:line="240" w:lineRule="auto"/>
+              <w:ind w:left="0" w:right="0"/>
+              <w:rPr>
+                <w:rFonts w:hint="default" w:asciiTheme="majorAscii" w:hAnsiTheme="majorAscii"/>
+                <w:b/>
+                <w:kern w:val="2"/>
+                <w:sz w:val="20"/>
+                <w:szCs w:val="20"/>
+              </w:rPr>
+            </w:pPr>
+            <w:r>
+              <w:rPr>
+                <w:rFonts w:hint="default" w:asciiTheme="majorAscii" w:hAnsiTheme="majorAscii"/>
+                <w:b/>
+                <w:kern w:val="2"/>
+                <w:sz w:val="20"/>
+                <w:szCs w:val="20"/>
+              </w:rPr>
+              <w:t>Eliminación de los privilegios de la nobleza y el clero.</w:t>
+            </w:r>
+          </w:p>
+          <w:p>
+            <w:pPr>
+              <w:keepNext w:val="0"/>
+              <w:keepLines w:val="0"/>
+              <w:widowControl/>
+              <w:suppressLineNumbers w:val="0"/>
+              <w:spacing w:before="0" w:beforeAutospacing="0" w:after="0" w:afterAutospacing="0" w:line="240" w:lineRule="auto"/>
+              <w:ind w:left="0" w:right="0"/>
+              <w:rPr>
+                <w:rFonts w:hint="default" w:asciiTheme="majorAscii" w:hAnsiTheme="majorAscii"/>
+                <w:b/>
+                <w:kern w:val="2"/>
+                <w:sz w:val="20"/>
+                <w:szCs w:val="20"/>
+              </w:rPr>
+            </w:pPr>
+            <w:r>
+              <w:rPr>
+                <w:rFonts w:hint="default" w:asciiTheme="majorAscii" w:hAnsiTheme="majorAscii"/>
+                <w:b/>
+                <w:kern w:val="2"/>
+                <w:sz w:val="20"/>
+                <w:szCs w:val="20"/>
+              </w:rPr>
+              <w:t>3. Fraternidad</w:t>
+            </w:r>
+          </w:p>
+          <w:p>
+            <w:pPr>
+              <w:keepNext w:val="0"/>
+              <w:keepLines w:val="0"/>
+              <w:widowControl/>
+              <w:suppressLineNumbers w:val="0"/>
+              <w:spacing w:before="0" w:beforeAutospacing="0" w:after="0" w:afterAutospacing="0" w:line="240" w:lineRule="auto"/>
+              <w:ind w:left="0" w:right="0"/>
+              <w:rPr>
+                <w:rFonts w:hint="default" w:asciiTheme="majorAscii" w:hAnsiTheme="majorAscii"/>
+                <w:b/>
+                <w:kern w:val="2"/>
+                <w:sz w:val="20"/>
+                <w:szCs w:val="20"/>
+              </w:rPr>
+            </w:pPr>
+            <w:r>
+              <w:rPr>
+                <w:rFonts w:hint="default" w:asciiTheme="majorAscii" w:hAnsiTheme="majorAscii"/>
+                <w:b/>
+                <w:kern w:val="2"/>
+                <w:sz w:val="20"/>
+                <w:szCs w:val="20"/>
+              </w:rPr>
+              <w:t>Solidaridad y unión entre los ciudadanos para construir una sociedad justa.</w:t>
+            </w:r>
+          </w:p>
+          <w:p>
+            <w:pPr>
+              <w:keepNext w:val="0"/>
+              <w:keepLines w:val="0"/>
+              <w:widowControl/>
+              <w:suppressLineNumbers w:val="0"/>
+              <w:spacing w:before="0" w:beforeAutospacing="0" w:after="0" w:afterAutospacing="0" w:line="240" w:lineRule="auto"/>
+              <w:ind w:left="0" w:right="0"/>
+              <w:rPr>
+                <w:rFonts w:hint="default" w:asciiTheme="majorAscii" w:hAnsiTheme="majorAscii"/>
+                <w:b/>
+                <w:kern w:val="2"/>
+                <w:sz w:val="20"/>
+                <w:szCs w:val="20"/>
+              </w:rPr>
+            </w:pPr>
+            <w:r>
+              <w:rPr>
+                <w:rFonts w:hint="default" w:asciiTheme="majorAscii" w:hAnsiTheme="majorAscii"/>
+                <w:b/>
+                <w:kern w:val="2"/>
+                <w:sz w:val="20"/>
+                <w:szCs w:val="20"/>
+              </w:rPr>
+              <w:t>Idea de que la comunidad debe trabajar en conjunto por el bien común.</w:t>
+            </w:r>
+          </w:p>
+          <w:p>
+            <w:pPr>
+              <w:keepNext w:val="0"/>
+              <w:keepLines w:val="0"/>
+              <w:widowControl/>
+              <w:suppressLineNumbers w:val="0"/>
+              <w:spacing w:before="0" w:beforeAutospacing="0" w:after="0" w:afterAutospacing="0" w:line="240" w:lineRule="auto"/>
+              <w:ind w:left="0" w:right="0"/>
+              <w:rPr>
+                <w:rFonts w:hint="default" w:asciiTheme="majorAscii" w:hAnsiTheme="majorAscii"/>
+                <w:b/>
+                <w:kern w:val="2"/>
+                <w:sz w:val="20"/>
+                <w:szCs w:val="20"/>
+              </w:rPr>
+            </w:pPr>
+            <w:r>
+              <w:rPr>
+                <w:rFonts w:hint="default" w:asciiTheme="majorAscii" w:hAnsiTheme="majorAscii"/>
+                <w:b/>
+                <w:kern w:val="2"/>
+                <w:sz w:val="20"/>
+                <w:szCs w:val="20"/>
+              </w:rPr>
+              <w:t>Otros principios importantes</w:t>
+            </w:r>
+          </w:p>
+          <w:p>
+            <w:pPr>
+              <w:keepNext w:val="0"/>
+              <w:keepLines w:val="0"/>
+              <w:widowControl/>
+              <w:suppressLineNumbers w:val="0"/>
+              <w:spacing w:before="0" w:beforeAutospacing="0" w:after="0" w:afterAutospacing="0" w:line="240" w:lineRule="auto"/>
+              <w:ind w:left="0" w:right="0"/>
+              <w:rPr>
+                <w:rFonts w:hint="default" w:asciiTheme="majorAscii" w:hAnsiTheme="majorAscii"/>
+                <w:b/>
+                <w:kern w:val="2"/>
+                <w:sz w:val="20"/>
+                <w:szCs w:val="20"/>
+              </w:rPr>
+            </w:pPr>
+            <w:r>
+              <w:rPr>
+                <w:rFonts w:hint="default" w:asciiTheme="majorAscii" w:hAnsiTheme="majorAscii"/>
+                <w:b/>
+                <w:kern w:val="2"/>
+                <w:sz w:val="20"/>
+                <w:szCs w:val="20"/>
+              </w:rPr>
+              <w:t>Soberanía popular: el poder está en el pueblo, no en el rey.</w:t>
+            </w:r>
+          </w:p>
+          <w:p>
+            <w:pPr>
+              <w:keepNext w:val="0"/>
+              <w:keepLines w:val="0"/>
+              <w:widowControl/>
+              <w:suppressLineNumbers w:val="0"/>
+              <w:spacing w:before="0" w:beforeAutospacing="0" w:after="0" w:afterAutospacing="0" w:line="240" w:lineRule="auto"/>
+              <w:ind w:left="0" w:right="0"/>
+              <w:rPr>
+                <w:rFonts w:hint="default" w:asciiTheme="majorAscii" w:hAnsiTheme="majorAscii"/>
+                <w:b/>
+                <w:kern w:val="2"/>
+                <w:sz w:val="20"/>
+                <w:szCs w:val="20"/>
+              </w:rPr>
+            </w:pPr>
+            <w:r>
+              <w:rPr>
+                <w:rFonts w:hint="default" w:asciiTheme="majorAscii" w:hAnsiTheme="majorAscii"/>
+                <w:b/>
+                <w:kern w:val="2"/>
+                <w:sz w:val="20"/>
+                <w:szCs w:val="20"/>
+              </w:rPr>
+              <w:t>Derechos humanos: declaración de los Derechos del Hombre y del Ciudadano.</w:t>
+            </w:r>
+          </w:p>
+          <w:p>
+            <w:pPr>
+              <w:keepNext w:val="0"/>
+              <w:keepLines w:val="0"/>
+              <w:widowControl/>
+              <w:suppressLineNumbers w:val="0"/>
+              <w:spacing w:before="0" w:beforeAutospacing="0" w:after="0" w:afterAutospacing="0" w:line="240" w:lineRule="auto"/>
+              <w:ind w:left="0" w:right="0"/>
+              <w:rPr>
+                <w:rFonts w:hint="default" w:asciiTheme="majorAscii" w:hAnsiTheme="majorAscii" w:cstheme="majorHAnsi"/>
+                <w:b/>
+                <w:kern w:val="2"/>
+                <w:sz w:val="20"/>
+                <w:szCs w:val="20"/>
+                <w:lang w:val="es-MX"/>
+              </w:rPr>
+            </w:pPr>
+            <w:r>
+              <w:rPr>
+                <w:rFonts w:hint="default" w:asciiTheme="majorAscii" w:hAnsiTheme="majorAscii"/>
+                <w:b/>
+                <w:kern w:val="2"/>
+                <w:sz w:val="20"/>
+                <w:szCs w:val="20"/>
+              </w:rPr>
+              <w:t>Separación de poderes: evitar abusos del poder.</w:t>
             </w:r>
           </w:p>
         </w:tc>
@@ -996,7 +1370,7 @@
                 <w:rFonts w:hint="default" w:ascii="Calibri" w:hAnsi="Calibri" w:cs="Calibri"/>
                 <w:lang w:val="es-MX"/>
               </w:rPr>
-              <w:t xml:space="preserve">2 p.p. 16, 17, 18, 19 </w:t>
+              <w:t xml:space="preserve">2 p.p. 20, 21, 22,  </w:t>
             </w:r>
           </w:p>
           <w:p>
@@ -1023,32 +1397,8 @@
                 <w:rFonts w:hint="default" w:ascii="Calibri" w:hAnsi="Calibri" w:cs="Calibri"/>
                 <w:lang w:val="es-MX"/>
               </w:rPr>
-              <w:t xml:space="preserve">Anexos: Cosmovisión    pág. 125. El mismo mundo otros ojos pág.127  Encuentros de dos mundos diferentes. </w:t>
-            </w:r>
-          </w:p>
-          <w:p>
-            <w:pPr>
-              <w:pStyle w:val="15"/>
-              <w:keepNext w:val="0"/>
-              <w:keepLines w:val="0"/>
-              <w:widowControl/>
-              <w:numPr>
-                <w:ilvl w:val="0"/>
-                <w:numId w:val="0"/>
-              </w:numPr>
-              <w:suppressLineNumbers w:val="0"/>
-              <w:spacing w:before="0" w:beforeAutospacing="0" w:after="0" w:afterAutospacing="0" w:line="240" w:lineRule="auto"/>
-              <w:ind w:leftChars="0" w:right="0"/>
-              <w:jc w:val="both"/>
-              <w:rPr>
-                <w:rFonts w:hint="default" w:asciiTheme="majorAscii" w:hAnsiTheme="majorAscii" w:cstheme="majorHAnsi"/>
-                <w:b/>
-                <w:kern w:val="2"/>
-                <w:sz w:val="20"/>
-                <w:szCs w:val="20"/>
-                <w:lang w:val="es-MX"/>
-              </w:rPr>
-            </w:pPr>
+              <w:t>Sparks: p21 Revolución Industrial.</w:t>
+            </w:r>
           </w:p>
         </w:tc>
       </w:tr>
@@ -1136,7 +1486,7 @@
                 <w:szCs w:val="20"/>
                 <w:lang w:val="es-MX"/>
               </w:rPr>
-              <w:t xml:space="preserve">Segundo de secundaria (N7) </w:t>
+              <w:t xml:space="preserve">Segundo de secundaria (N9) </w:t>
             </w:r>
           </w:p>
         </w:tc>
@@ -1298,7 +1648,7 @@
                 <w:szCs w:val="20"/>
                 <w:lang w:val="es-MX"/>
               </w:rPr>
-              <w:t xml:space="preserve">entrega martes 02 de diciembre </w:t>
+              <w:t xml:space="preserve">entrega martes 03 de diciembre </w:t>
             </w:r>
           </w:p>
         </w:tc>
@@ -1371,7 +1721,14 @@
                 <w:szCs w:val="20"/>
                 <w:lang w:val="es-MX"/>
               </w:rPr>
-              <w:t xml:space="preserve">. Sincretismo </w:t>
+              <w:t xml:space="preserve">. </w:t>
+            </w:r>
+            <w:r>
+              <w:rPr>
+                <w:rFonts w:hint="default" w:ascii="Calibri" w:hAnsi="Calibri" w:cs="Calibri"/>
+                <w:lang w:val="es-MX"/>
+              </w:rPr>
+              <w:t xml:space="preserve">Declaración de los Derechos del Hombre y el Ciudadano. </w:t>
             </w:r>
           </w:p>
           <w:p>
@@ -1403,7 +1760,7 @@
                 <w:szCs w:val="20"/>
                 <w:lang w:val="es-MX"/>
               </w:rPr>
-              <w:t>Escribe qué es el sincretismo en 1 o 2 líneas.</w:t>
+              <w:t>¿Qué es la Declaración de los Derechos del Hombre y del Ciudadano?</w:t>
             </w:r>
           </w:p>
           <w:p>
@@ -1435,7 +1792,7 @@
                 <w:szCs w:val="20"/>
                 <w:lang w:val="es-MX"/>
               </w:rPr>
-              <w:t>Busca un ejemplo de sincretismo en Guadalajara</w:t>
+              <w:t>¿En qué año se creó este documento?</w:t>
             </w:r>
           </w:p>
           <w:p>
@@ -1467,7 +1824,7 @@
                 <w:szCs w:val="20"/>
                 <w:lang w:val="es-MX"/>
               </w:rPr>
-              <w:t>(puede ser una fiesta, tradición, comida, arte, etc.)</w:t>
+              <w:t>¿Qué país la elaboró?</w:t>
             </w:r>
           </w:p>
           <w:p>
@@ -1499,7 +1856,7 @@
                 <w:szCs w:val="20"/>
                 <w:lang w:val="es-MX"/>
               </w:rPr>
-              <w:t>Explica por qué tu ejemplo es sincretismo</w:t>
+              <w:t>¿Qué derecho importante aparece en la Declaración?</w:t>
             </w:r>
           </w:p>
           <w:p>
@@ -1531,7 +1888,7 @@
                 <w:szCs w:val="20"/>
                 <w:lang w:val="es-MX"/>
               </w:rPr>
-              <w:t>(di qué culturas o tradiciones se mezclan).</w:t>
+              <w:t>¿Por qué se escribió este documento?</w:t>
             </w:r>
           </w:p>
           <w:p>
@@ -1563,7 +1920,7 @@
                 <w:szCs w:val="20"/>
                 <w:lang w:val="es-MX"/>
               </w:rPr>
-              <w:t>Agrega una imagen</w:t>
+              <w:t>¿Quiénes querían que se respetaran estos derechos?</w:t>
             </w:r>
           </w:p>
           <w:p>
@@ -1595,7 +1952,7 @@
                 <w:szCs w:val="20"/>
                 <w:lang w:val="es-MX"/>
               </w:rPr>
-              <w:t>(puede ser descargada o dibujada).</w:t>
+              <w:t>¿Qué relación tiene la Declaración con la Revolución Francesa?</w:t>
             </w:r>
           </w:p>
           <w:p>
@@ -1627,7 +1984,7 @@
                 <w:szCs w:val="20"/>
                 <w:lang w:val="es-MX"/>
               </w:rPr>
-              <w:t xml:space="preserve">Revisa la ortografía. </w:t>
+              <w:t>¿Por qué era importante eliminar los privilegios de la nobleza?</w:t>
             </w:r>
           </w:p>
           <w:p>
@@ -1649,6 +2006,18 @@
                 <w:lang w:val="es-MX"/>
               </w:rPr>
             </w:pPr>
+            <w:r>
+              <w:rPr>
+                <w:rFonts w:hint="default" w:asciiTheme="majorAscii" w:hAnsiTheme="majorAscii"/>
+                <w:b w:val="0"/>
+                <w:bCs/>
+                <w:kern w:val="2"/>
+                <w:sz w:val="20"/>
+                <w:szCs w:val="20"/>
+                <w:lang w:val="es-MX"/>
+              </w:rPr>
+              <w:t>¿Qué significan los principios de libertad, igualdad y fraternidad?</w:t>
+            </w:r>
           </w:p>
           <w:p>
             <w:pPr>
@@ -1668,25 +2037,18 @@
                 <w:lang w:val="es-MX"/>
               </w:rPr>
             </w:pPr>
-          </w:p>
-          <w:p>
-            <w:pPr>
-              <w:pStyle w:val="10"/>
-              <w:keepNext w:val="0"/>
-              <w:keepLines w:val="0"/>
-              <w:widowControl/>
-              <w:suppressLineNumbers w:val="0"/>
-              <w:spacing w:before="0" w:beforeAutospacing="0" w:after="0" w:afterAutospacing="0"/>
-              <w:ind w:left="0" w:right="0"/>
-              <w:rPr>
-                <w:rFonts w:hint="default" w:asciiTheme="majorAscii" w:hAnsiTheme="majorAscii" w:cstheme="majorHAnsi"/>
-                <w:b/>
-                <w:kern w:val="2"/>
-                <w:sz w:val="20"/>
-                <w:szCs w:val="20"/>
-                <w:lang w:val="es-MX"/>
-              </w:rPr>
-            </w:pPr>
+            <w:r>
+              <w:rPr>
+                <w:rFonts w:hint="default" w:asciiTheme="majorAscii" w:hAnsiTheme="majorAscii"/>
+                <w:b w:val="0"/>
+                <w:bCs/>
+                <w:kern w:val="2"/>
+                <w:sz w:val="20"/>
+                <w:szCs w:val="20"/>
+                <w:lang w:val="es-MX"/>
+              </w:rPr>
+              <w:t>¿Cómo crees que estos derechos influyeron en otros países?</w:t>
+            </w:r>
           </w:p>
         </w:tc>
       </w:tr>
@@ -1755,7 +2117,7 @@
               <w:spacing w:before="0" w:beforeAutospacing="0" w:after="0" w:afterAutospacing="0" w:line="240" w:lineRule="auto"/>
               <w:ind w:left="0" w:right="0"/>
               <w:rPr>
-                <w:rFonts w:hint="default" w:asciiTheme="majorAscii" w:hAnsiTheme="majorAscii"/>
+                <w:rFonts w:hint="default" w:asciiTheme="majorAscii" w:hAnsiTheme="majorAscii" w:cstheme="majorHAnsi"/>
                 <w:kern w:val="2"/>
                 <w:sz w:val="20"/>
                 <w:szCs w:val="20"/>
@@ -1787,129 +2149,8 @@
                 <w:sz w:val="20"/>
                 <w:szCs w:val="20"/>
               </w:rPr>
-              <w:fldChar w:fldCharType="begin"/>
-            </w:r>
-            <w:r>
-              <w:rPr>
-                <w:rFonts w:hint="default" w:asciiTheme="majorAscii" w:hAnsiTheme="majorAscii"/>
-                <w:kern w:val="2"/>
-                <w:sz w:val="20"/>
-                <w:szCs w:val="20"/>
-              </w:rPr>
-              <w:instrText xml:space="preserve"> HYPERLINK "https://www.youtube.com/watch?v=CXsdk6PzR-s" </w:instrText>
-            </w:r>
-            <w:r>
-              <w:rPr>
-                <w:rFonts w:hint="default" w:asciiTheme="majorAscii" w:hAnsiTheme="majorAscii"/>
-                <w:kern w:val="2"/>
-                <w:sz w:val="20"/>
-                <w:szCs w:val="20"/>
-              </w:rPr>
-              <w:fldChar w:fldCharType="separate"/>
-            </w:r>
-            <w:r>
-              <w:rPr>
-                <w:rStyle w:val="6"/>
-                <w:rFonts w:hint="default" w:asciiTheme="majorAscii" w:hAnsiTheme="majorAscii"/>
-                <w:kern w:val="2"/>
-                <w:sz w:val="20"/>
-                <w:szCs w:val="20"/>
-              </w:rPr>
-              <w:t>https://www.youtube.com/watch?v=CXsdk6PzR-s</w:t>
-            </w:r>
-            <w:r>
-              <w:rPr>
-                <w:rFonts w:hint="default" w:asciiTheme="majorAscii" w:hAnsiTheme="majorAscii"/>
-                <w:kern w:val="2"/>
-                <w:sz w:val="20"/>
-                <w:szCs w:val="20"/>
-              </w:rPr>
-              <w:fldChar w:fldCharType="end"/>
-            </w:r>
-          </w:p>
-          <w:p>
-            <w:pPr>
-              <w:keepNext w:val="0"/>
-              <w:keepLines w:val="0"/>
-              <w:widowControl/>
-              <w:suppressLineNumbers w:val="0"/>
-              <w:spacing w:before="0" w:beforeAutospacing="0" w:after="0" w:afterAutospacing="0" w:line="240" w:lineRule="auto"/>
-              <w:ind w:left="0" w:right="0"/>
-              <w:rPr>
-                <w:rFonts w:hint="default" w:asciiTheme="majorAscii" w:hAnsiTheme="majorAscii"/>
-                <w:kern w:val="2"/>
-                <w:sz w:val="20"/>
-                <w:szCs w:val="20"/>
-                <w:lang w:val="es-MX"/>
-              </w:rPr>
-            </w:pPr>
-            <w:r>
-              <w:rPr>
-                <w:rFonts w:hint="default" w:asciiTheme="majorAscii" w:hAnsiTheme="majorAscii"/>
-                <w:kern w:val="2"/>
-                <w:sz w:val="20"/>
-                <w:szCs w:val="20"/>
-                <w:lang w:val="es-MX"/>
-              </w:rPr>
-              <w:fldChar w:fldCharType="begin"/>
-            </w:r>
-            <w:r>
-              <w:rPr>
-                <w:rFonts w:hint="default" w:asciiTheme="majorAscii" w:hAnsiTheme="majorAscii"/>
-                <w:kern w:val="2"/>
-                <w:sz w:val="20"/>
-                <w:szCs w:val="20"/>
-                <w:lang w:val="es-MX"/>
-              </w:rPr>
-              <w:instrText xml:space="preserve"> HYPERLINK "https://www.youtube.com/watch?v=fKWWjkwRSaY" </w:instrText>
-            </w:r>
-            <w:r>
-              <w:rPr>
-                <w:rFonts w:hint="default" w:asciiTheme="majorAscii" w:hAnsiTheme="majorAscii"/>
-                <w:kern w:val="2"/>
-                <w:sz w:val="20"/>
-                <w:szCs w:val="20"/>
-                <w:lang w:val="es-MX"/>
-              </w:rPr>
-              <w:fldChar w:fldCharType="separate"/>
-            </w:r>
-            <w:r>
-              <w:rPr>
-                <w:rStyle w:val="6"/>
-                <w:rFonts w:hint="default" w:asciiTheme="majorAscii" w:hAnsiTheme="majorAscii"/>
-                <w:kern w:val="2"/>
-                <w:sz w:val="20"/>
-                <w:szCs w:val="20"/>
-                <w:lang w:val="es-MX"/>
-              </w:rPr>
-              <w:t>https://www.youtube.com/watch?v=fKWWjkwRSaY</w:t>
-            </w:r>
-            <w:r>
-              <w:rPr>
-                <w:rFonts w:hint="default" w:asciiTheme="majorAscii" w:hAnsiTheme="majorAscii"/>
-                <w:kern w:val="2"/>
-                <w:sz w:val="20"/>
-                <w:szCs w:val="20"/>
-                <w:lang w:val="es-MX"/>
-              </w:rPr>
-              <w:fldChar w:fldCharType="end"/>
-            </w:r>
-          </w:p>
-          <w:p>
-            <w:pPr>
-              <w:keepNext w:val="0"/>
-              <w:keepLines w:val="0"/>
-              <w:widowControl/>
-              <w:suppressLineNumbers w:val="0"/>
-              <w:spacing w:before="0" w:beforeAutospacing="0" w:after="0" w:afterAutospacing="0" w:line="240" w:lineRule="auto"/>
-              <w:ind w:left="0" w:right="0"/>
-              <w:rPr>
-                <w:rFonts w:hint="default" w:asciiTheme="majorAscii" w:hAnsiTheme="majorAscii" w:cstheme="majorHAnsi"/>
-                <w:kern w:val="2"/>
-                <w:sz w:val="20"/>
-                <w:szCs w:val="20"/>
-              </w:rPr>
-            </w:pPr>
+              <w:t>https://www.youtube.com/watch?v=iSqU7pstwmA</w:t>
+            </w:r>
           </w:p>
         </w:tc>
       </w:tr>
@@ -1934,32 +2175,7 @@
     </w:p>
     <w:p>
       <w:pPr>
-        <w:jc w:val="center"/>
-      </w:pPr>
-    </w:p>
-    <w:p>
-      <w:pPr>
-        <w:jc w:val="center"/>
-      </w:pPr>
-    </w:p>
-    <w:p>
-      <w:pPr>
-        <w:jc w:val="center"/>
-      </w:pPr>
-    </w:p>
-    <w:p>
-      <w:pPr>
-        <w:jc w:val="center"/>
-      </w:pPr>
-    </w:p>
-    <w:p>
-      <w:pPr>
-        <w:jc w:val="center"/>
-      </w:pPr>
-    </w:p>
-    <w:p>
-      <w:pPr>
-        <w:jc w:val="center"/>
+        <w:jc w:val="both"/>
       </w:pPr>
     </w:p>
     <w:p>
@@ -1969,9 +2185,9 @@
       <w:r>
         <w:drawing>
           <wp:inline distT="0" distB="0" distL="114300" distR="114300">
-            <wp:extent cx="5829300" cy="6838950"/>
+            <wp:extent cx="6000750" cy="7315200"/>
             <wp:effectExtent l="0" t="0" r="0" b="0"/>
-            <wp:docPr id="1" name="Imagen 1"/>
+            <wp:docPr id="13" name="Imagen 13"/>
             <wp:cNvGraphicFramePr>
               <a:graphicFrameLocks xmlns:a="http://schemas.openxmlformats.org/drawingml/2006/main" noChangeAspect="1"/>
             </wp:cNvGraphicFramePr>
@@ -1979,7 +2195,7 @@
               <a:graphicData uri="http://schemas.openxmlformats.org/drawingml/2006/picture">
                 <pic:pic xmlns:pic="http://schemas.openxmlformats.org/drawingml/2006/picture">
                   <pic:nvPicPr>
-                    <pic:cNvPr id="1" name="Imagen 1"/>
+                    <pic:cNvPr id="13" name="Imagen 13"/>
                     <pic:cNvPicPr>
                       <a:picLocks noChangeAspect="1"/>
                     </pic:cNvPicPr>
@@ -1993,7 +2209,7 @@
                   <pic:spPr>
                     <a:xfrm>
                       <a:off x="0" y="0"/>
-                      <a:ext cx="5829300" cy="6838950"/>
+                      <a:ext cx="6000750" cy="7315200"/>
                     </a:xfrm>
                     <a:prstGeom prst="rect">
                       <a:avLst/>
@@ -2029,22 +2245,12 @@
       <w:pPr>
         <w:jc w:val="center"/>
       </w:pPr>
-    </w:p>
-    <w:p>
-      <w:pPr>
-        <w:jc w:val="center"/>
-      </w:pPr>
-    </w:p>
-    <w:p>
-      <w:pPr>
-        <w:jc w:val="center"/>
-      </w:pPr>
       <w:r>
         <w:drawing>
           <wp:inline distT="0" distB="0" distL="114300" distR="114300">
-            <wp:extent cx="5524500" cy="6886575"/>
-            <wp:effectExtent l="0" t="0" r="0" b="9525"/>
-            <wp:docPr id="2" name="Imagen 2"/>
+            <wp:extent cx="5705475" cy="6858000"/>
+            <wp:effectExtent l="0" t="0" r="9525" b="0"/>
+            <wp:docPr id="16" name="Imagen 16"/>
             <wp:cNvGraphicFramePr>
               <a:graphicFrameLocks xmlns:a="http://schemas.openxmlformats.org/drawingml/2006/main" noChangeAspect="1"/>
             </wp:cNvGraphicFramePr>
@@ -2052,7 +2258,7 @@
               <a:graphicData uri="http://schemas.openxmlformats.org/drawingml/2006/picture">
                 <pic:pic xmlns:pic="http://schemas.openxmlformats.org/drawingml/2006/picture">
                   <pic:nvPicPr>
-                    <pic:cNvPr id="2" name="Imagen 2"/>
+                    <pic:cNvPr id="16" name="Imagen 16"/>
                     <pic:cNvPicPr>
                       <a:picLocks noChangeAspect="1"/>
                     </pic:cNvPicPr>
@@ -2066,7 +2272,7 @@
                   <pic:spPr>
                     <a:xfrm>
                       <a:off x="0" y="0"/>
-                      <a:ext cx="5524500" cy="6886575"/>
+                      <a:ext cx="5705475" cy="6858000"/>
                     </a:xfrm>
                     <a:prstGeom prst="rect">
                       <a:avLst/>
@@ -2085,7 +2291,7 @@
     </w:p>
     <w:p>
       <w:pPr>
-        <w:jc w:val="both"/>
+        <w:jc w:val="center"/>
       </w:pPr>
     </w:p>
     <w:p>
@@ -2115,9 +2321,9 @@
       <w:r>
         <w:drawing>
           <wp:inline distT="0" distB="0" distL="114300" distR="114300">
-            <wp:extent cx="6296025" cy="7143750"/>
-            <wp:effectExtent l="0" t="0" r="9525" b="0"/>
-            <wp:docPr id="3" name="Imagen 3"/>
+            <wp:extent cx="5591175" cy="7096125"/>
+            <wp:effectExtent l="0" t="0" r="9525" b="9525"/>
+            <wp:docPr id="15" name="Imagen 15"/>
             <wp:cNvGraphicFramePr>
               <a:graphicFrameLocks xmlns:a="http://schemas.openxmlformats.org/drawingml/2006/main" noChangeAspect="1"/>
             </wp:cNvGraphicFramePr>
@@ -2125,7 +2331,7 @@
               <a:graphicData uri="http://schemas.openxmlformats.org/drawingml/2006/picture">
                 <pic:pic xmlns:pic="http://schemas.openxmlformats.org/drawingml/2006/picture">
                   <pic:nvPicPr>
-                    <pic:cNvPr id="3" name="Imagen 3"/>
+                    <pic:cNvPr id="15" name="Imagen 15"/>
                     <pic:cNvPicPr>
                       <a:picLocks noChangeAspect="1"/>
                     </pic:cNvPicPr>
@@ -2139,7 +2345,7 @@
                   <pic:spPr>
                     <a:xfrm>
                       <a:off x="0" y="0"/>
-                      <a:ext cx="6296025" cy="7143750"/>
+                      <a:ext cx="5591175" cy="7096125"/>
                     </a:xfrm>
                     <a:prstGeom prst="rect">
                       <a:avLst/>
@@ -2159,74 +2365,6 @@
     <w:p>
       <w:pPr>
         <w:jc w:val="center"/>
-      </w:pPr>
-    </w:p>
-    <w:p>
-      <w:pPr>
-        <w:jc w:val="center"/>
-      </w:pPr>
-    </w:p>
-    <w:p>
-      <w:pPr>
-        <w:jc w:val="both"/>
-      </w:pPr>
-    </w:p>
-    <w:p>
-      <w:pPr>
-        <w:jc w:val="both"/>
-      </w:pPr>
-      <w:r>
-        <w:drawing>
-          <wp:inline distT="0" distB="0" distL="114300" distR="114300">
-            <wp:extent cx="6076950" cy="7010400"/>
-            <wp:effectExtent l="0" t="0" r="0" b="0"/>
-            <wp:docPr id="4" name="Imagen 4"/>
-            <wp:cNvGraphicFramePr>
-              <a:graphicFrameLocks xmlns:a="http://schemas.openxmlformats.org/drawingml/2006/main" noChangeAspect="1"/>
-            </wp:cNvGraphicFramePr>
-            <a:graphic xmlns:a="http://schemas.openxmlformats.org/drawingml/2006/main">
-              <a:graphicData uri="http://schemas.openxmlformats.org/drawingml/2006/picture">
-                <pic:pic xmlns:pic="http://schemas.openxmlformats.org/drawingml/2006/picture">
-                  <pic:nvPicPr>
-                    <pic:cNvPr id="4" name="Imagen 4"/>
-                    <pic:cNvPicPr>
-                      <a:picLocks noChangeAspect="1"/>
-                    </pic:cNvPicPr>
-                  </pic:nvPicPr>
-                  <pic:blipFill>
-                    <a:blip r:embed="rId11"/>
-                    <a:stretch>
-                      <a:fillRect/>
-                    </a:stretch>
-                  </pic:blipFill>
-                  <pic:spPr>
-                    <a:xfrm>
-                      <a:off x="0" y="0"/>
-                      <a:ext cx="6076950" cy="7010400"/>
-                    </a:xfrm>
-                    <a:prstGeom prst="rect">
-                      <a:avLst/>
-                    </a:prstGeom>
-                    <a:noFill/>
-                    <a:ln>
-                      <a:noFill/>
-                    </a:ln>
-                  </pic:spPr>
-                </pic:pic>
-              </a:graphicData>
-            </a:graphic>
-          </wp:inline>
-        </w:drawing>
-      </w:r>
-    </w:p>
-    <w:p>
-      <w:pPr>
-        <w:jc w:val="both"/>
-      </w:pPr>
-    </w:p>
-    <w:p>
-      <w:pPr>
-        <w:jc w:val="both"/>
       </w:pPr>
     </w:p>
     <w:p>
@@ -2279,6 +2417,7 @@
             <w:insideH w:val="single" w:color="auto" w:sz="4" w:space="0"/>
             <w:insideV w:val="single" w:color="auto" w:sz="4" w:space="0"/>
           </w:tblBorders>
+          <w:shd w:val="clear" w:color="auto" w:fill="FF0000"/>
           <w:tblCellMar>
             <w:top w:w="0" w:type="dxa"/>
             <w:left w:w="108" w:type="dxa"/>
@@ -2448,7 +2587,7 @@
                 <w:szCs w:val="20"/>
                 <w:lang w:val="es-MX"/>
               </w:rPr>
-              <w:t>¿Por qué algunos pueblos necesitan resistir para proteger su forma de vida?</w:t>
+              <w:t>¿Cómo habría cambiado tu vida si hubieras vivido en la época en que comenzaron a aparecer las máquinas y las fábricas por primera vez?</w:t>
             </w:r>
           </w:p>
         </w:tc>
@@ -2566,113 +2705,7 @@
                 <w:szCs w:val="20"/>
                 <w:lang w:val="es-MX"/>
               </w:rPr>
-              <w:t xml:space="preserve"> Pueblos en resistencia </w:t>
-            </w:r>
-          </w:p>
-        </w:tc>
-      </w:tr>
-    </w:tbl>
-    <w:p>
-      <w:pPr>
-        <w:spacing w:after="0"/>
-        <w:rPr>
-          <w:rFonts w:hint="default" w:asciiTheme="majorAscii" w:hAnsiTheme="majorAscii"/>
-          <w:sz w:val="20"/>
-          <w:szCs w:val="20"/>
-        </w:rPr>
-      </w:pPr>
-    </w:p>
-    <w:tbl>
-      <w:tblPr>
-        <w:tblStyle w:val="12"/>
-        <w:tblW w:w="0" w:type="auto"/>
-        <w:tblInd w:w="0" w:type="dxa"/>
-        <w:tblBorders>
-          <w:top w:val="single" w:color="auto" w:sz="4" w:space="0"/>
-          <w:left w:val="single" w:color="auto" w:sz="4" w:space="0"/>
-          <w:bottom w:val="single" w:color="auto" w:sz="4" w:space="0"/>
-          <w:right w:val="single" w:color="auto" w:sz="4" w:space="0"/>
-          <w:insideH w:val="single" w:color="auto" w:sz="4" w:space="0"/>
-          <w:insideV w:val="single" w:color="auto" w:sz="4" w:space="0"/>
-        </w:tblBorders>
-        <w:tblLayout w:type="autofit"/>
-        <w:tblCellMar>
-          <w:top w:w="0" w:type="dxa"/>
-          <w:left w:w="108" w:type="dxa"/>
-          <w:bottom w:w="0" w:type="dxa"/>
-          <w:right w:w="108" w:type="dxa"/>
-        </w:tblCellMar>
-      </w:tblPr>
-      <w:tblGrid>
-        <w:gridCol w:w="11096"/>
-      </w:tblGrid>
-      <w:tr>
-        <w:tblPrEx>
-          <w:tblBorders>
-            <w:top w:val="single" w:color="auto" w:sz="4" w:space="0"/>
-            <w:left w:val="single" w:color="auto" w:sz="4" w:space="0"/>
-            <w:bottom w:val="single" w:color="auto" w:sz="4" w:space="0"/>
-            <w:right w:val="single" w:color="auto" w:sz="4" w:space="0"/>
-            <w:insideH w:val="single" w:color="auto" w:sz="4" w:space="0"/>
-            <w:insideV w:val="single" w:color="auto" w:sz="4" w:space="0"/>
-          </w:tblBorders>
-        </w:tblPrEx>
-        <w:tc>
-          <w:tcPr>
-            <w:tcW w:w="11096" w:type="dxa"/>
-          </w:tcPr>
-          <w:p>
-            <w:pPr>
-              <w:keepNext w:val="0"/>
-              <w:keepLines w:val="0"/>
-              <w:widowControl/>
-              <w:suppressLineNumbers w:val="0"/>
-              <w:spacing w:before="0" w:beforeAutospacing="0" w:after="0" w:afterAutospacing="0" w:line="240" w:lineRule="auto"/>
-              <w:ind w:left="0" w:right="0"/>
-              <w:rPr>
-                <w:rFonts w:hint="default" w:asciiTheme="majorAscii" w:hAnsiTheme="majorAscii" w:cstheme="majorHAnsi"/>
-                <w:kern w:val="2"/>
-                <w:sz w:val="20"/>
-                <w:szCs w:val="20"/>
-                <w:lang w:val="es-MX"/>
-              </w:rPr>
-            </w:pPr>
-            <w:r>
-              <w:rPr>
-                <w:rFonts w:hint="default" w:asciiTheme="majorAscii" w:hAnsiTheme="majorAscii" w:cstheme="majorHAnsi"/>
-                <w:b/>
-                <w:kern w:val="2"/>
-                <w:sz w:val="20"/>
-                <w:szCs w:val="20"/>
-              </w:rPr>
-              <w:t>Objetivo:</w:t>
-            </w:r>
-            <w:r>
-              <w:rPr>
-                <w:rFonts w:hint="default" w:asciiTheme="majorAscii" w:hAnsiTheme="majorAscii" w:cstheme="majorHAnsi"/>
-                <w:kern w:val="2"/>
-                <w:sz w:val="20"/>
-                <w:szCs w:val="20"/>
-              </w:rPr>
-              <w:t xml:space="preserve"> </w:t>
-            </w:r>
-            <w:r>
-              <w:rPr>
-                <w:rFonts w:hint="default" w:ascii="Calibri" w:hAnsi="Calibri" w:cs="Calibri" w:eastAsiaTheme="minorHAnsi"/>
-                <w:sz w:val="22"/>
-                <w:szCs w:val="22"/>
-                <w:lang w:val="es-MX" w:eastAsia="en-US" w:bidi="ar-SA"/>
-              </w:rPr>
-              <w:t xml:space="preserve"> </w:t>
-            </w:r>
-            <w:r>
-              <w:rPr>
-                <w:rFonts w:ascii="Calibri" w:hAnsi="Calibri" w:cs="Calibri" w:eastAsiaTheme="minorHAnsi"/>
-                <w:sz w:val="22"/>
-                <w:szCs w:val="22"/>
-                <w:lang w:val="es-MX" w:eastAsia="en-US" w:bidi="ar-SA"/>
-              </w:rPr>
-              <w:t>Entender qué son los pueblos en resistencia y por qué defienden sus territorios y su cultura.</w:t>
+              <w:t xml:space="preserve"> Origen de la industria </w:t>
             </w:r>
           </w:p>
         </w:tc>
@@ -2743,300 +2776,51 @@
               <w:ind w:left="0" w:right="0"/>
               <w:rPr>
                 <w:rFonts w:hint="default" w:asciiTheme="majorAscii" w:hAnsiTheme="majorAscii" w:cstheme="majorHAnsi"/>
-                <w:b/>
-                <w:kern w:val="2"/>
-                <w:sz w:val="20"/>
-                <w:szCs w:val="20"/>
-              </w:rPr>
-            </w:pPr>
-            <w:r>
-              <w:rPr>
-                <w:rFonts w:hint="default" w:asciiTheme="majorAscii" w:hAnsiTheme="majorAscii" w:cstheme="majorHAnsi"/>
-                <w:b/>
-                <w:kern w:val="2"/>
-                <w:sz w:val="20"/>
-                <w:szCs w:val="20"/>
-              </w:rPr>
-              <w:t>Concepto significativo:</w:t>
-            </w:r>
-          </w:p>
-          <w:p>
-            <w:pPr>
-              <w:pStyle w:val="15"/>
-              <w:numPr>
-                <w:numId w:val="0"/>
-              </w:numPr>
-              <w:spacing w:after="0" w:line="240" w:lineRule="auto"/>
-              <w:ind w:leftChars="0"/>
-              <w:jc w:val="both"/>
-              <w:rPr>
-                <w:rFonts w:ascii="Calibri" w:hAnsi="Calibri" w:cs="Calibri"/>
-                <w:b/>
-                <w:bCs/>
-              </w:rPr>
-            </w:pPr>
-          </w:p>
-          <w:p>
-            <w:pPr>
-              <w:pStyle w:val="15"/>
-              <w:numPr>
-                <w:numId w:val="0"/>
-              </w:numPr>
-              <w:spacing w:after="0" w:line="240" w:lineRule="auto"/>
-              <w:ind w:leftChars="0"/>
-              <w:jc w:val="both"/>
-              <w:rPr>
-                <w:rFonts w:ascii="Calibri" w:hAnsi="Calibri" w:cs="Calibri"/>
-              </w:rPr>
-            </w:pPr>
-            <w:r>
-              <w:rPr>
-                <w:rFonts w:ascii="Calibri" w:hAnsi="Calibri" w:cs="Calibri"/>
-                <w:b/>
-                <w:bCs/>
-              </w:rPr>
-              <w:t>Los pueblos en resistencia</w:t>
-            </w:r>
-            <w:r>
-              <w:rPr>
-                <w:rFonts w:ascii="Calibri" w:hAnsi="Calibri" w:cs="Calibri"/>
-              </w:rPr>
-              <w:t xml:space="preserve"> son grupos de personas, principalmente pueblos indígenas, que defienden su tierra, su cultura, su lengua y sus tradiciones.</w:t>
-            </w:r>
-            <w:r>
-              <w:rPr>
-                <w:rFonts w:ascii="Calibri" w:hAnsi="Calibri" w:cs="Calibri"/>
-              </w:rPr>
-              <w:br w:type="textWrapping"/>
-            </w:r>
-            <w:r>
-              <w:rPr>
-                <w:rFonts w:ascii="Calibri" w:hAnsi="Calibri" w:cs="Calibri"/>
-              </w:rPr>
-              <w:t>Resisten para que no desaparezca lo que los hace únicos.</w:t>
-            </w:r>
-          </w:p>
-          <w:p>
-            <w:pPr>
-              <w:keepNext w:val="0"/>
-              <w:keepLines w:val="0"/>
-              <w:widowControl/>
-              <w:suppressLineNumbers w:val="0"/>
-              <w:spacing w:before="0" w:beforeAutospacing="0" w:after="0" w:afterAutospacing="0" w:line="240" w:lineRule="auto"/>
-              <w:ind w:left="0" w:right="0"/>
-              <w:rPr>
-                <w:rFonts w:hint="default" w:asciiTheme="majorAscii" w:hAnsiTheme="majorAscii"/>
-                <w:b/>
-                <w:kern w:val="2"/>
-                <w:sz w:val="20"/>
-                <w:szCs w:val="20"/>
-              </w:rPr>
-            </w:pPr>
-            <w:r>
-              <w:rPr>
-                <w:rFonts w:hint="default" w:asciiTheme="majorAscii" w:hAnsiTheme="majorAscii"/>
-                <w:b/>
-                <w:kern w:val="2"/>
-                <w:sz w:val="20"/>
-                <w:szCs w:val="20"/>
-              </w:rPr>
-              <w:t>Protegen su territorio (bosques, ríos, montañas).</w:t>
-            </w:r>
-          </w:p>
-          <w:p>
-            <w:pPr>
-              <w:keepNext w:val="0"/>
-              <w:keepLines w:val="0"/>
-              <w:widowControl/>
-              <w:suppressLineNumbers w:val="0"/>
-              <w:spacing w:before="0" w:beforeAutospacing="0" w:after="0" w:afterAutospacing="0" w:line="240" w:lineRule="auto"/>
-              <w:ind w:left="0" w:right="0"/>
-              <w:rPr>
-                <w:rFonts w:hint="default" w:asciiTheme="majorAscii" w:hAnsiTheme="majorAscii"/>
-                <w:b/>
-                <w:kern w:val="2"/>
-                <w:sz w:val="20"/>
-                <w:szCs w:val="20"/>
-              </w:rPr>
-            </w:pPr>
-            <w:r>
-              <w:rPr>
-                <w:rFonts w:hint="default" w:asciiTheme="majorAscii" w:hAnsiTheme="majorAscii"/>
-                <w:b/>
-                <w:kern w:val="2"/>
-                <w:sz w:val="20"/>
-                <w:szCs w:val="20"/>
-              </w:rPr>
-              <w:t>Cuidan su lengua y tradiciones.</w:t>
-            </w:r>
-          </w:p>
-          <w:p>
-            <w:pPr>
-              <w:keepNext w:val="0"/>
-              <w:keepLines w:val="0"/>
-              <w:widowControl/>
-              <w:suppressLineNumbers w:val="0"/>
-              <w:spacing w:before="0" w:beforeAutospacing="0" w:after="0" w:afterAutospacing="0" w:line="240" w:lineRule="auto"/>
-              <w:ind w:left="0" w:right="0"/>
-              <w:rPr>
-                <w:rFonts w:hint="default" w:asciiTheme="majorAscii" w:hAnsiTheme="majorAscii"/>
-                <w:b/>
-                <w:kern w:val="2"/>
-                <w:sz w:val="20"/>
-                <w:szCs w:val="20"/>
-              </w:rPr>
-            </w:pPr>
-            <w:r>
-              <w:rPr>
-                <w:rFonts w:hint="default" w:asciiTheme="majorAscii" w:hAnsiTheme="majorAscii"/>
-                <w:b/>
-                <w:kern w:val="2"/>
-                <w:sz w:val="20"/>
-                <w:szCs w:val="20"/>
-              </w:rPr>
-              <w:t>Mantienen su forma de vida.</w:t>
-            </w:r>
-          </w:p>
-          <w:p>
-            <w:pPr>
-              <w:keepNext w:val="0"/>
-              <w:keepLines w:val="0"/>
-              <w:widowControl/>
-              <w:suppressLineNumbers w:val="0"/>
-              <w:spacing w:before="0" w:beforeAutospacing="0" w:after="0" w:afterAutospacing="0" w:line="240" w:lineRule="auto"/>
-              <w:ind w:left="0" w:right="0"/>
-              <w:rPr>
-                <w:rFonts w:hint="default" w:asciiTheme="majorAscii" w:hAnsiTheme="majorAscii"/>
-                <w:b/>
-                <w:kern w:val="2"/>
-                <w:sz w:val="20"/>
-                <w:szCs w:val="20"/>
-              </w:rPr>
-            </w:pPr>
-            <w:r>
-              <w:rPr>
-                <w:rFonts w:hint="default" w:asciiTheme="majorAscii" w:hAnsiTheme="majorAscii"/>
-                <w:b/>
-                <w:kern w:val="2"/>
-                <w:sz w:val="20"/>
-                <w:szCs w:val="20"/>
-              </w:rPr>
-              <w:t>Luchan por sus derechos y por ser respetados.</w:t>
-            </w:r>
-          </w:p>
-          <w:p>
-            <w:pPr>
-              <w:keepNext w:val="0"/>
-              <w:keepLines w:val="0"/>
-              <w:widowControl/>
-              <w:suppressLineNumbers w:val="0"/>
-              <w:spacing w:before="0" w:beforeAutospacing="0" w:after="0" w:afterAutospacing="0" w:line="240" w:lineRule="auto"/>
-              <w:ind w:left="0" w:right="0"/>
-              <w:rPr>
-                <w:rFonts w:hint="default" w:asciiTheme="majorAscii" w:hAnsiTheme="majorAscii"/>
-                <w:b/>
-                <w:kern w:val="2"/>
-                <w:sz w:val="20"/>
-                <w:szCs w:val="20"/>
-              </w:rPr>
-            </w:pPr>
-          </w:p>
-          <w:p>
-            <w:pPr>
-              <w:keepNext w:val="0"/>
-              <w:keepLines w:val="0"/>
-              <w:widowControl/>
-              <w:suppressLineNumbers w:val="0"/>
-              <w:spacing w:before="0" w:beforeAutospacing="0" w:after="0" w:afterAutospacing="0" w:line="240" w:lineRule="auto"/>
-              <w:ind w:left="0" w:right="0"/>
+                <w:kern w:val="2"/>
+                <w:sz w:val="20"/>
+                <w:szCs w:val="20"/>
+                <w:lang w:val="es-MX"/>
+              </w:rPr>
+            </w:pPr>
+            <w:r>
+              <w:rPr>
+                <w:rFonts w:hint="default" w:asciiTheme="majorAscii" w:hAnsiTheme="majorAscii" w:cstheme="majorHAnsi"/>
+                <w:b/>
+                <w:kern w:val="2"/>
+                <w:sz w:val="20"/>
+                <w:szCs w:val="20"/>
+              </w:rPr>
+              <w:t>Objetivo:</w:t>
+            </w:r>
+            <w:r>
+              <w:rPr>
+                <w:rFonts w:hint="default" w:asciiTheme="majorAscii" w:hAnsiTheme="majorAscii" w:cstheme="majorHAnsi"/>
+                <w:kern w:val="2"/>
+                <w:sz w:val="20"/>
+                <w:szCs w:val="20"/>
+              </w:rPr>
+              <w:t xml:space="preserve"> </w:t>
+            </w:r>
+            <w:r>
               <w:rPr>
                 <w:rFonts w:hint="default" w:ascii="Calibri" w:hAnsi="Calibri" w:cs="Calibri" w:eastAsiaTheme="minorHAnsi"/>
-                <w:b w:val="0"/>
-                <w:bCs w:val="0"/>
                 <w:sz w:val="22"/>
                 <w:szCs w:val="22"/>
                 <w:lang w:val="es-MX" w:eastAsia="en-US" w:bidi="ar-SA"/>
               </w:rPr>
-            </w:pPr>
-            <w:r>
-              <w:rPr>
-                <w:rFonts w:hint="default" w:ascii="Calibri" w:hAnsi="Calibri" w:cs="Calibri" w:eastAsiaTheme="minorHAnsi"/>
-                <w:b/>
-                <w:bCs/>
-                <w:sz w:val="22"/>
-                <w:szCs w:val="22"/>
-                <w:lang w:val="es-MX" w:eastAsia="en-US" w:bidi="ar-SA"/>
-              </w:rPr>
-              <w:t xml:space="preserve"> Un friso </w:t>
-            </w:r>
-            <w:r>
-              <w:rPr>
-                <w:rFonts w:hint="default" w:ascii="Calibri" w:hAnsi="Calibri" w:cs="Calibri" w:eastAsiaTheme="minorHAnsi"/>
-                <w:b w:val="0"/>
-                <w:bCs w:val="0"/>
-                <w:sz w:val="22"/>
-                <w:szCs w:val="22"/>
-                <w:lang w:val="es-MX" w:eastAsia="en-US" w:bidi="ar-SA"/>
-              </w:rPr>
-              <w:t>es una franja larga y horizontal que se coloca en la parte superior de una pared o edificio.</w:t>
-            </w:r>
-            <w:r>
-              <w:rPr>
-                <w:rFonts w:hint="default" w:ascii="Calibri" w:hAnsi="Calibri" w:cs="Calibri" w:eastAsiaTheme="minorHAnsi"/>
-                <w:b w:val="0"/>
-                <w:bCs w:val="0"/>
-                <w:sz w:val="22"/>
-                <w:szCs w:val="22"/>
-                <w:lang w:val="es-MX" w:eastAsia="en-US" w:bidi="ar-SA"/>
-              </w:rPr>
-              <w:br w:type="textWrapping"/>
-            </w:r>
-            <w:r>
-              <w:rPr>
-                <w:rFonts w:hint="default" w:ascii="Calibri" w:hAnsi="Calibri" w:cs="Calibri" w:eastAsiaTheme="minorHAnsi"/>
-                <w:b w:val="0"/>
-                <w:bCs w:val="0"/>
-                <w:sz w:val="22"/>
-                <w:szCs w:val="22"/>
-                <w:lang w:val="es-MX" w:eastAsia="en-US" w:bidi="ar-SA"/>
-              </w:rPr>
-              <w:t>A veces está decorado con dibujos, figuras o relieves.</w:t>
-            </w:r>
-          </w:p>
-          <w:p>
-            <w:pPr>
-              <w:keepNext w:val="0"/>
-              <w:keepLines w:val="0"/>
-              <w:widowControl/>
-              <w:suppressLineNumbers w:val="0"/>
-              <w:spacing w:before="0" w:beforeAutospacing="0" w:after="0" w:afterAutospacing="0" w:line="240" w:lineRule="auto"/>
-              <w:ind w:left="0" w:right="0"/>
-              <w:rPr>
-                <w:rFonts w:hint="default" w:ascii="Calibri" w:hAnsi="Calibri" w:cs="Calibri" w:eastAsiaTheme="minorHAnsi"/>
-                <w:b w:val="0"/>
-                <w:bCs w:val="0"/>
-                <w:sz w:val="22"/>
-                <w:szCs w:val="22"/>
-                <w:lang w:val="es-MX" w:eastAsia="en-US" w:bidi="ar-SA"/>
-              </w:rPr>
-            </w:pPr>
-          </w:p>
-          <w:p>
-            <w:pPr>
-              <w:keepNext w:val="0"/>
-              <w:keepLines w:val="0"/>
-              <w:widowControl/>
-              <w:suppressLineNumbers w:val="0"/>
-              <w:spacing w:before="0" w:beforeAutospacing="0" w:after="0" w:afterAutospacing="0" w:line="240" w:lineRule="auto"/>
-              <w:ind w:left="0" w:right="0"/>
-              <w:rPr>
-                <w:rFonts w:hint="default" w:asciiTheme="majorAscii" w:hAnsiTheme="majorAscii" w:cstheme="majorHAnsi"/>
-                <w:kern w:val="2"/>
-                <w:sz w:val="20"/>
-                <w:szCs w:val="20"/>
-                <w:lang w:val="es-MX"/>
-              </w:rPr>
-            </w:pPr>
+              <w:t xml:space="preserve"> </w:t>
+            </w:r>
+            <w:r>
+              <w:rPr>
+                <w:rFonts w:hint="default" w:asciiTheme="majorAscii" w:hAnsiTheme="majorAscii" w:cstheme="majorHAnsi"/>
+                <w:b/>
+                <w:kern w:val="2"/>
+                <w:sz w:val="20"/>
+                <w:szCs w:val="20"/>
+                <w:lang w:val="es-MX"/>
+              </w:rPr>
+              <w:t>Comprender qué cambios importantes provocó el inicio de la Revolución Industrial en la vida de las personas, analizando cómo afectó su trabajo, su forma de vivir, su economía y su organización social.</w:t>
+            </w:r>
           </w:p>
         </w:tc>
       </w:tr>
@@ -3085,6 +2869,143 @@
             <w:insideH w:val="single" w:color="auto" w:sz="4" w:space="0"/>
             <w:insideV w:val="single" w:color="auto" w:sz="4" w:space="0"/>
           </w:tblBorders>
+          <w:tblCellMar>
+            <w:top w:w="0" w:type="dxa"/>
+            <w:left w:w="108" w:type="dxa"/>
+            <w:bottom w:w="0" w:type="dxa"/>
+            <w:right w:w="108" w:type="dxa"/>
+          </w:tblCellMar>
+        </w:tblPrEx>
+        <w:tc>
+          <w:tcPr>
+            <w:tcW w:w="11096" w:type="dxa"/>
+          </w:tcPr>
+          <w:p>
+            <w:pPr>
+              <w:keepNext w:val="0"/>
+              <w:keepLines w:val="0"/>
+              <w:widowControl/>
+              <w:suppressLineNumbers w:val="0"/>
+              <w:spacing w:before="0" w:beforeAutospacing="0" w:after="0" w:afterAutospacing="0" w:line="240" w:lineRule="auto"/>
+              <w:ind w:left="0" w:right="0"/>
+              <w:rPr>
+                <w:rFonts w:hint="default" w:ascii="Calibri" w:hAnsi="Calibri" w:cs="Calibri" w:eastAsiaTheme="minorHAnsi"/>
+                <w:b w:val="0"/>
+                <w:bCs w:val="0"/>
+                <w:sz w:val="22"/>
+                <w:szCs w:val="22"/>
+                <w:lang w:val="es-MX" w:eastAsia="en-US" w:bidi="ar-SA"/>
+              </w:rPr>
+            </w:pPr>
+            <w:r>
+              <w:rPr>
+                <w:rFonts w:hint="default" w:asciiTheme="majorAscii" w:hAnsiTheme="majorAscii" w:cstheme="majorHAnsi"/>
+                <w:b/>
+                <w:kern w:val="2"/>
+                <w:sz w:val="20"/>
+                <w:szCs w:val="20"/>
+              </w:rPr>
+              <w:t>Concepto significativo:</w:t>
+            </w:r>
+          </w:p>
+          <w:p>
+            <w:pPr>
+              <w:keepNext w:val="0"/>
+              <w:keepLines w:val="0"/>
+              <w:widowControl/>
+              <w:suppressLineNumbers w:val="0"/>
+              <w:spacing w:before="0" w:beforeAutospacing="0" w:after="0" w:afterAutospacing="0" w:line="240" w:lineRule="auto"/>
+              <w:ind w:left="0" w:right="0"/>
+              <w:rPr>
+                <w:rFonts w:hint="default" w:asciiTheme="majorAscii" w:hAnsiTheme="majorAscii" w:cstheme="majorHAnsi"/>
+                <w:b/>
+                <w:kern w:val="2"/>
+                <w:sz w:val="20"/>
+                <w:szCs w:val="20"/>
+                <w:lang w:val="es-MX" w:eastAsia="en-US"/>
+              </w:rPr>
+            </w:pPr>
+            <w:r>
+              <w:rPr>
+                <w:rFonts w:hint="default" w:asciiTheme="majorAscii" w:hAnsiTheme="majorAscii" w:cstheme="majorHAnsi"/>
+                <w:b/>
+                <w:kern w:val="2"/>
+                <w:sz w:val="20"/>
+                <w:szCs w:val="20"/>
+              </w:rPr>
+              <w:t>La Revolución Industrial fue un proceso de transformación económica, tecnológica y social que comenzó en Gran Bretaña a mediados del siglo XVIII y luego se extendió a Europa, Estados Unidos y el resto del mundo. Marcó el paso de una economía basada en el trabajo manual y la agricultura a otra dominada por la industria, las máquinas y la producción en masa.</w:t>
+            </w:r>
+          </w:p>
+          <w:p>
+            <w:pPr>
+              <w:keepNext w:val="0"/>
+              <w:keepLines w:val="0"/>
+              <w:widowControl/>
+              <w:suppressLineNumbers w:val="0"/>
+              <w:spacing w:before="0" w:beforeAutospacing="0" w:after="0" w:afterAutospacing="0" w:line="240" w:lineRule="auto"/>
+              <w:ind w:left="0" w:right="0"/>
+              <w:rPr>
+                <w:rFonts w:hint="default" w:asciiTheme="majorAscii" w:hAnsiTheme="majorAscii" w:cstheme="majorHAnsi"/>
+                <w:kern w:val="2"/>
+                <w:sz w:val="20"/>
+                <w:szCs w:val="20"/>
+                <w:lang w:val="es-MX"/>
+              </w:rPr>
+            </w:pPr>
+          </w:p>
+        </w:tc>
+      </w:tr>
+    </w:tbl>
+    <w:p>
+      <w:pPr>
+        <w:spacing w:after="0"/>
+        <w:rPr>
+          <w:rFonts w:hint="default" w:asciiTheme="majorAscii" w:hAnsiTheme="majorAscii"/>
+          <w:sz w:val="20"/>
+          <w:szCs w:val="20"/>
+        </w:rPr>
+      </w:pPr>
+    </w:p>
+    <w:tbl>
+      <w:tblPr>
+        <w:tblStyle w:val="12"/>
+        <w:tblW w:w="0" w:type="auto"/>
+        <w:tblInd w:w="0" w:type="dxa"/>
+        <w:tblBorders>
+          <w:top w:val="single" w:color="auto" w:sz="4" w:space="0"/>
+          <w:left w:val="single" w:color="auto" w:sz="4" w:space="0"/>
+          <w:bottom w:val="single" w:color="auto" w:sz="4" w:space="0"/>
+          <w:right w:val="single" w:color="auto" w:sz="4" w:space="0"/>
+          <w:insideH w:val="single" w:color="auto" w:sz="4" w:space="0"/>
+          <w:insideV w:val="single" w:color="auto" w:sz="4" w:space="0"/>
+        </w:tblBorders>
+        <w:tblLayout w:type="autofit"/>
+        <w:tblCellMar>
+          <w:top w:w="0" w:type="dxa"/>
+          <w:left w:w="108" w:type="dxa"/>
+          <w:bottom w:w="0" w:type="dxa"/>
+          <w:right w:w="108" w:type="dxa"/>
+        </w:tblCellMar>
+      </w:tblPr>
+      <w:tblGrid>
+        <w:gridCol w:w="11096"/>
+      </w:tblGrid>
+      <w:tr>
+        <w:tblPrEx>
+          <w:tblBorders>
+            <w:top w:val="single" w:color="auto" w:sz="4" w:space="0"/>
+            <w:left w:val="single" w:color="auto" w:sz="4" w:space="0"/>
+            <w:bottom w:val="single" w:color="auto" w:sz="4" w:space="0"/>
+            <w:right w:val="single" w:color="auto" w:sz="4" w:space="0"/>
+            <w:insideH w:val="single" w:color="auto" w:sz="4" w:space="0"/>
+            <w:insideV w:val="single" w:color="auto" w:sz="4" w:space="0"/>
+          </w:tblBorders>
+          <w:tblCellMar>
+            <w:top w:w="0" w:type="dxa"/>
+            <w:left w:w="108" w:type="dxa"/>
+            <w:bottom w:w="0" w:type="dxa"/>
+            <w:right w:w="108" w:type="dxa"/>
+          </w:tblCellMar>
         </w:tblPrEx>
         <w:tc>
           <w:tcPr>
@@ -3194,7 +3115,7 @@
                 <w:rFonts w:hint="default" w:ascii="Calibri" w:hAnsi="Calibri" w:cs="Calibri"/>
                 <w:lang w:val="es-MX"/>
               </w:rPr>
-              <w:t>2 p.p. 20,21,22</w:t>
+              <w:t xml:space="preserve">2 p.p. 23, 24,25,26 </w:t>
             </w:r>
           </w:p>
           <w:p>
@@ -3221,32 +3142,8 @@
                 <w:rFonts w:hint="default" w:ascii="Calibri" w:hAnsi="Calibri" w:cs="Calibri"/>
                 <w:lang w:val="es-MX"/>
               </w:rPr>
-              <w:t xml:space="preserve">Spark: p21Antes de la independencia. </w:t>
-            </w:r>
-          </w:p>
-          <w:p>
-            <w:pPr>
-              <w:pStyle w:val="15"/>
-              <w:keepNext w:val="0"/>
-              <w:keepLines w:val="0"/>
-              <w:widowControl/>
-              <w:numPr>
-                <w:ilvl w:val="0"/>
-                <w:numId w:val="0"/>
-              </w:numPr>
-              <w:suppressLineNumbers w:val="0"/>
-              <w:spacing w:before="0" w:beforeAutospacing="0" w:after="0" w:afterAutospacing="0" w:line="240" w:lineRule="auto"/>
-              <w:ind w:leftChars="0" w:right="0"/>
-              <w:jc w:val="both"/>
-              <w:rPr>
-                <w:rFonts w:hint="default" w:asciiTheme="majorAscii" w:hAnsiTheme="majorAscii" w:cstheme="majorHAnsi"/>
-                <w:b/>
-                <w:kern w:val="2"/>
-                <w:sz w:val="20"/>
-                <w:szCs w:val="20"/>
-                <w:lang w:val="es-MX"/>
-              </w:rPr>
-            </w:pPr>
+              <w:t xml:space="preserve">Audios: p23 Antes de la Revolución Industrial. </w:t>
+            </w:r>
           </w:p>
         </w:tc>
       </w:tr>
@@ -3452,7 +3349,7 @@
                 <w:szCs w:val="20"/>
                 <w:lang w:val="es-MX"/>
               </w:rPr>
-              <w:t xml:space="preserve">Lunes 01 de diciembre </w:t>
+              <w:t xml:space="preserve">Lunes 03 de diciembre </w:t>
             </w:r>
           </w:p>
         </w:tc>
@@ -3496,7 +3393,7 @@
                 <w:szCs w:val="20"/>
                 <w:lang w:val="es-MX"/>
               </w:rPr>
-              <w:t xml:space="preserve">entrega martes 02 de diciembre </w:t>
+              <w:t xml:space="preserve">entrega martes 04 de diciembre </w:t>
             </w:r>
           </w:p>
         </w:tc>
@@ -3569,7 +3466,7 @@
                 <w:szCs w:val="20"/>
                 <w:lang w:val="es-MX"/>
               </w:rPr>
-              <w:t xml:space="preserve">.  Pueblos en resistencia </w:t>
+              <w:t xml:space="preserve">.  Revolución industrial </w:t>
             </w:r>
           </w:p>
           <w:p>
@@ -3593,335 +3490,15 @@
             </w:pPr>
             <w:r>
               <w:rPr>
-                <w:rFonts w:hint="default" w:asciiTheme="majorAscii" w:hAnsiTheme="majorAscii"/>
+                <w:rFonts w:hint="default" w:asciiTheme="majorAscii" w:hAnsiTheme="majorAscii" w:eastAsiaTheme="minorHAnsi" w:cstheme="majorHAnsi"/>
                 <w:b w:val="0"/>
                 <w:bCs/>
                 <w:kern w:val="2"/>
                 <w:sz w:val="20"/>
                 <w:szCs w:val="20"/>
-                <w:lang w:val="es-MX"/>
-              </w:rPr>
-              <w:t xml:space="preserve">Pueblos en resistencia (Friso) </w:t>
-            </w:r>
-          </w:p>
-          <w:p>
-            <w:pPr>
-              <w:pStyle w:val="10"/>
-              <w:keepNext w:val="0"/>
-              <w:keepLines w:val="0"/>
-              <w:widowControl/>
-              <w:suppressLineNumbers w:val="0"/>
-              <w:spacing w:before="0" w:beforeAutospacing="0" w:after="0" w:afterAutospacing="0"/>
-              <w:ind w:left="0" w:right="0"/>
-              <w:rPr>
-                <w:rFonts w:hint="default" w:asciiTheme="majorAscii" w:hAnsiTheme="majorAscii"/>
-                <w:b w:val="0"/>
-                <w:bCs/>
-                <w:kern w:val="2"/>
-                <w:sz w:val="20"/>
-                <w:szCs w:val="20"/>
-                <w:lang w:val="es-MX"/>
-              </w:rPr>
-            </w:pPr>
-            <w:r>
-              <w:rPr>
-                <w:rFonts w:hint="default" w:asciiTheme="majorAscii" w:hAnsiTheme="majorAscii"/>
-                <w:b w:val="0"/>
-                <w:bCs/>
-                <w:kern w:val="2"/>
-                <w:sz w:val="20"/>
-                <w:szCs w:val="20"/>
-                <w:lang w:val="es-MX"/>
-              </w:rPr>
-              <w:t xml:space="preserve">Dibuja una tira larga en una hoja doble carta </w:t>
-            </w:r>
-          </w:p>
-          <w:p>
-            <w:pPr>
-              <w:pStyle w:val="10"/>
-              <w:keepNext w:val="0"/>
-              <w:keepLines w:val="0"/>
-              <w:widowControl/>
-              <w:suppressLineNumbers w:val="0"/>
-              <w:spacing w:before="0" w:beforeAutospacing="0" w:after="0" w:afterAutospacing="0"/>
-              <w:ind w:left="0" w:right="0"/>
-              <w:rPr>
-                <w:rFonts w:hint="default" w:asciiTheme="majorAscii" w:hAnsiTheme="majorAscii"/>
-                <w:b w:val="0"/>
-                <w:bCs/>
-                <w:kern w:val="2"/>
-                <w:sz w:val="20"/>
-                <w:szCs w:val="20"/>
-                <w:lang w:val="es-MX"/>
-              </w:rPr>
-            </w:pPr>
-            <w:r>
-              <w:rPr>
-                <w:rFonts w:hint="default" w:asciiTheme="majorAscii" w:hAnsiTheme="majorAscii"/>
-                <w:b w:val="0"/>
-                <w:bCs/>
-                <w:kern w:val="2"/>
-                <w:sz w:val="20"/>
-                <w:szCs w:val="20"/>
-                <w:lang w:val="es-MX"/>
-              </w:rPr>
-              <w:t>Escribe el título: “Pueblos en Resistencia”.</w:t>
-            </w:r>
-          </w:p>
-          <w:p>
-            <w:pPr>
-              <w:pStyle w:val="10"/>
-              <w:keepNext w:val="0"/>
-              <w:keepLines w:val="0"/>
-              <w:widowControl/>
-              <w:suppressLineNumbers w:val="0"/>
-              <w:spacing w:before="0" w:beforeAutospacing="0" w:after="0" w:afterAutospacing="0"/>
-              <w:ind w:left="0" w:right="0"/>
-              <w:rPr>
-                <w:rFonts w:hint="default" w:asciiTheme="majorAscii" w:hAnsiTheme="majorAscii"/>
-                <w:b w:val="0"/>
-                <w:bCs/>
-                <w:kern w:val="2"/>
-                <w:sz w:val="20"/>
-                <w:szCs w:val="20"/>
-                <w:lang w:val="es-MX"/>
-              </w:rPr>
-            </w:pPr>
-            <w:r>
-              <w:rPr>
-                <w:rFonts w:hint="default" w:asciiTheme="majorAscii" w:hAnsiTheme="majorAscii"/>
-                <w:b w:val="0"/>
-                <w:bCs/>
-                <w:kern w:val="2"/>
-                <w:sz w:val="20"/>
-                <w:szCs w:val="20"/>
-                <w:lang w:val="es-MX"/>
-              </w:rPr>
-              <w:t>Divide la tira en 3 partes iguales.</w:t>
-            </w:r>
-          </w:p>
-          <w:p>
-            <w:pPr>
-              <w:pStyle w:val="10"/>
-              <w:keepNext w:val="0"/>
-              <w:keepLines w:val="0"/>
-              <w:widowControl/>
-              <w:suppressLineNumbers w:val="0"/>
-              <w:spacing w:before="0" w:beforeAutospacing="0" w:after="0" w:afterAutospacing="0"/>
-              <w:ind w:left="0" w:right="0"/>
-              <w:rPr>
-                <w:rFonts w:hint="default" w:asciiTheme="majorAscii" w:hAnsiTheme="majorAscii"/>
-                <w:b w:val="0"/>
-                <w:bCs/>
-                <w:kern w:val="2"/>
-                <w:sz w:val="20"/>
-                <w:szCs w:val="20"/>
-                <w:lang w:val="es-MX"/>
-              </w:rPr>
-            </w:pPr>
-            <w:r>
-              <w:rPr>
-                <w:rFonts w:hint="default" w:asciiTheme="majorAscii" w:hAnsiTheme="majorAscii"/>
-                <w:b w:val="0"/>
-                <w:bCs/>
-                <w:kern w:val="2"/>
-                <w:sz w:val="20"/>
-                <w:szCs w:val="20"/>
-                <w:lang w:val="es-MX"/>
-              </w:rPr>
-              <w:t>En cada parte haz un dibujo de algo relacionado:</w:t>
-            </w:r>
-          </w:p>
-          <w:p>
-            <w:pPr>
-              <w:pStyle w:val="10"/>
-              <w:keepNext w:val="0"/>
-              <w:keepLines w:val="0"/>
-              <w:widowControl/>
-              <w:suppressLineNumbers w:val="0"/>
-              <w:spacing w:before="0" w:beforeAutospacing="0" w:after="0" w:afterAutospacing="0"/>
-              <w:ind w:left="0" w:right="0"/>
-              <w:rPr>
-                <w:rFonts w:hint="default" w:asciiTheme="majorAscii" w:hAnsiTheme="majorAscii"/>
-                <w:b w:val="0"/>
-                <w:bCs/>
-                <w:kern w:val="2"/>
-                <w:sz w:val="20"/>
-                <w:szCs w:val="20"/>
-                <w:lang w:val="es-MX"/>
-              </w:rPr>
-            </w:pPr>
-            <w:r>
-              <w:rPr>
-                <w:rFonts w:hint="default" w:asciiTheme="majorAscii" w:hAnsiTheme="majorAscii"/>
-                <w:b w:val="0"/>
-                <w:bCs/>
-                <w:kern w:val="2"/>
-                <w:sz w:val="20"/>
-                <w:szCs w:val="20"/>
-                <w:lang w:val="es-MX"/>
-              </w:rPr>
-              <w:t>Personas defendiendo su tierra.</w:t>
-            </w:r>
-          </w:p>
-          <w:p>
-            <w:pPr>
-              <w:pStyle w:val="10"/>
-              <w:keepNext w:val="0"/>
-              <w:keepLines w:val="0"/>
-              <w:widowControl/>
-              <w:suppressLineNumbers w:val="0"/>
-              <w:spacing w:before="0" w:beforeAutospacing="0" w:after="0" w:afterAutospacing="0"/>
-              <w:ind w:left="0" w:right="0"/>
-              <w:rPr>
-                <w:rFonts w:hint="default" w:asciiTheme="majorAscii" w:hAnsiTheme="majorAscii"/>
-                <w:b w:val="0"/>
-                <w:bCs/>
-                <w:kern w:val="2"/>
-                <w:sz w:val="20"/>
-                <w:szCs w:val="20"/>
-                <w:lang w:val="es-MX"/>
-              </w:rPr>
-            </w:pPr>
-            <w:r>
-              <w:rPr>
-                <w:rFonts w:hint="default" w:asciiTheme="majorAscii" w:hAnsiTheme="majorAscii"/>
-                <w:b w:val="0"/>
-                <w:bCs/>
-                <w:kern w:val="2"/>
-                <w:sz w:val="20"/>
-                <w:szCs w:val="20"/>
-                <w:lang w:val="es-MX"/>
-              </w:rPr>
-              <w:t>Personas cuidando sus tradiciones.</w:t>
-            </w:r>
-          </w:p>
-          <w:p>
-            <w:pPr>
-              <w:pStyle w:val="10"/>
-              <w:keepNext w:val="0"/>
-              <w:keepLines w:val="0"/>
-              <w:widowControl/>
-              <w:suppressLineNumbers w:val="0"/>
-              <w:spacing w:before="0" w:beforeAutospacing="0" w:after="0" w:afterAutospacing="0"/>
-              <w:ind w:left="0" w:right="0"/>
-              <w:rPr>
-                <w:rFonts w:hint="default" w:asciiTheme="majorAscii" w:hAnsiTheme="majorAscii"/>
-                <w:b w:val="0"/>
-                <w:bCs/>
-                <w:kern w:val="2"/>
-                <w:sz w:val="20"/>
-                <w:szCs w:val="20"/>
-                <w:lang w:val="es-MX"/>
-              </w:rPr>
-            </w:pPr>
-            <w:r>
-              <w:rPr>
-                <w:rFonts w:hint="default" w:asciiTheme="majorAscii" w:hAnsiTheme="majorAscii"/>
-                <w:b w:val="0"/>
-                <w:bCs/>
-                <w:kern w:val="2"/>
-                <w:sz w:val="20"/>
-                <w:szCs w:val="20"/>
-                <w:lang w:val="es-MX"/>
-              </w:rPr>
-              <w:t>Personas protegiendo su lengua o su cultura.</w:t>
-            </w:r>
-          </w:p>
-          <w:p>
-            <w:pPr>
-              <w:pStyle w:val="10"/>
-              <w:keepNext w:val="0"/>
-              <w:keepLines w:val="0"/>
-              <w:widowControl/>
-              <w:suppressLineNumbers w:val="0"/>
-              <w:spacing w:before="0" w:beforeAutospacing="0" w:after="0" w:afterAutospacing="0"/>
-              <w:ind w:left="0" w:right="0"/>
-              <w:rPr>
-                <w:rFonts w:hint="default" w:asciiTheme="majorAscii" w:hAnsiTheme="majorAscii"/>
-                <w:b w:val="0"/>
-                <w:bCs/>
-                <w:kern w:val="2"/>
-                <w:sz w:val="20"/>
-                <w:szCs w:val="20"/>
-                <w:lang w:val="es-MX"/>
-              </w:rPr>
-            </w:pPr>
-            <w:r>
-              <w:rPr>
-                <w:rFonts w:hint="default" w:asciiTheme="majorAscii" w:hAnsiTheme="majorAscii"/>
-                <w:b w:val="0"/>
-                <w:bCs/>
-                <w:kern w:val="2"/>
-                <w:sz w:val="20"/>
-                <w:szCs w:val="20"/>
-                <w:lang w:val="es-MX"/>
-              </w:rPr>
-              <w:t>Escribe una frase corta debajo de cada dibujo.</w:t>
-            </w:r>
-          </w:p>
-          <w:p>
-            <w:pPr>
-              <w:pStyle w:val="10"/>
-              <w:keepNext w:val="0"/>
-              <w:keepLines w:val="0"/>
-              <w:widowControl/>
-              <w:suppressLineNumbers w:val="0"/>
-              <w:spacing w:before="0" w:beforeAutospacing="0" w:after="0" w:afterAutospacing="0"/>
-              <w:ind w:left="0" w:right="0"/>
-              <w:rPr>
-                <w:rFonts w:hint="default" w:asciiTheme="majorAscii" w:hAnsiTheme="majorAscii"/>
-                <w:b w:val="0"/>
-                <w:bCs/>
-                <w:kern w:val="2"/>
-                <w:sz w:val="20"/>
-                <w:szCs w:val="20"/>
-                <w:lang w:val="es-MX"/>
-              </w:rPr>
-            </w:pPr>
-            <w:r>
-              <w:rPr>
-                <w:rFonts w:hint="default" w:asciiTheme="majorAscii" w:hAnsiTheme="majorAscii"/>
-                <w:b w:val="0"/>
-                <w:bCs/>
-                <w:kern w:val="2"/>
-                <w:sz w:val="20"/>
-                <w:szCs w:val="20"/>
-                <w:lang w:val="es-MX"/>
-              </w:rPr>
-              <w:t>Colorea y decora tu friso.</w:t>
-            </w:r>
-          </w:p>
-          <w:p>
-            <w:pPr>
-              <w:pStyle w:val="10"/>
-              <w:keepNext w:val="0"/>
-              <w:keepLines w:val="0"/>
-              <w:widowControl/>
-              <w:suppressLineNumbers w:val="0"/>
-              <w:spacing w:before="0" w:beforeAutospacing="0" w:after="0" w:afterAutospacing="0"/>
-              <w:ind w:left="0" w:right="0"/>
-              <w:rPr>
-                <w:rFonts w:hint="default" w:asciiTheme="majorAscii" w:hAnsiTheme="majorAscii"/>
-                <w:b w:val="0"/>
-                <w:bCs/>
-                <w:kern w:val="2"/>
-                <w:sz w:val="20"/>
-                <w:szCs w:val="20"/>
-                <w:lang w:val="es-MX"/>
-              </w:rPr>
-            </w:pPr>
-            <w:r>
-              <w:rPr>
-                <w:rFonts w:hint="default" w:asciiTheme="majorAscii" w:hAnsiTheme="majorAscii"/>
-                <w:b w:val="0"/>
-                <w:bCs/>
-                <w:kern w:val="2"/>
-                <w:sz w:val="20"/>
-                <w:szCs w:val="20"/>
-                <w:lang w:val="es-MX"/>
-              </w:rPr>
-              <w:t xml:space="preserve">Pégalo en el cuaderno. </w:t>
+                <w:lang w:val="es-MX" w:eastAsia="en-US" w:bidi="ar-SA"/>
+              </w:rPr>
+              <w:t xml:space="preserve">Escribe qué cambios importantes provocó el inicio de esta revolución en la vida de las personas. 10 renglones mínimo. </w:t>
             </w:r>
           </w:p>
         </w:tc>
@@ -3991,11 +3568,11 @@
               <w:spacing w:before="0" w:beforeAutospacing="0" w:after="0" w:afterAutospacing="0" w:line="240" w:lineRule="auto"/>
               <w:ind w:left="0" w:right="0"/>
               <w:rPr>
-                <w:rFonts w:hint="default" w:asciiTheme="majorAscii" w:hAnsiTheme="majorAscii"/>
-                <w:kern w:val="2"/>
-                <w:sz w:val="20"/>
-                <w:szCs w:val="20"/>
-                <w:lang w:val="es-MX"/>
+                <w:rFonts w:hint="default" w:asciiTheme="majorAscii" w:hAnsiTheme="majorAscii" w:cstheme="majorHAnsi"/>
+                <w:b/>
+                <w:kern w:val="2"/>
+                <w:sz w:val="20"/>
+                <w:szCs w:val="20"/>
               </w:rPr>
             </w:pPr>
             <w:r>
@@ -4007,6 +3584,35 @@
                 <w:szCs w:val="20"/>
               </w:rPr>
               <w:t>Videos para ver:</w:t>
+            </w:r>
+          </w:p>
+          <w:p>
+            <w:pPr>
+              <w:keepNext w:val="0"/>
+              <w:keepLines w:val="0"/>
+              <w:widowControl/>
+              <w:suppressLineNumbers w:val="0"/>
+              <w:spacing w:before="0" w:beforeAutospacing="0" w:after="0" w:afterAutospacing="0" w:line="240" w:lineRule="auto"/>
+              <w:ind w:left="0" w:right="0"/>
+              <w:rPr>
+                <w:rFonts w:hint="default" w:asciiTheme="majorAscii" w:hAnsiTheme="majorAscii" w:cstheme="majorHAnsi"/>
+                <w:b/>
+                <w:kern w:val="2"/>
+                <w:sz w:val="20"/>
+                <w:szCs w:val="20"/>
+                <w:lang w:val="es-MX"/>
+              </w:rPr>
+            </w:pPr>
+            <w:r>
+              <w:rPr>
+                <w:rFonts w:hint="default" w:asciiTheme="majorAscii" w:hAnsiTheme="majorAscii"/>
+                <w:b/>
+                <w:kern w:val="2"/>
+                <w:sz w:val="20"/>
+                <w:szCs w:val="20"/>
+                <w:lang w:val="es-MX"/>
+              </w:rPr>
+              <w:t>https://www.youtube.com/results?search_query=charlie+chaplin+industrial</w:t>
             </w:r>
           </w:p>
           <w:p>
@@ -4055,12 +3661,67 @@
       <w:pPr>
         <w:jc w:val="both"/>
       </w:pPr>
+    </w:p>
+    <w:p>
+      <w:pPr>
+        <w:jc w:val="both"/>
+      </w:pPr>
+    </w:p>
+    <w:p>
+      <w:pPr>
+        <w:jc w:val="both"/>
+      </w:pPr>
+    </w:p>
+    <w:p>
+      <w:pPr>
+        <w:jc w:val="both"/>
+      </w:pPr>
+    </w:p>
+    <w:p>
+      <w:pPr>
+        <w:jc w:val="both"/>
+      </w:pPr>
+    </w:p>
+    <w:p>
+      <w:pPr>
+        <w:jc w:val="both"/>
+      </w:pPr>
+    </w:p>
+    <w:p>
+      <w:pPr>
+        <w:jc w:val="both"/>
+      </w:pPr>
+    </w:p>
+    <w:p>
+      <w:pPr>
+        <w:jc w:val="both"/>
+      </w:pPr>
+    </w:p>
+    <w:p>
+      <w:pPr>
+        <w:jc w:val="both"/>
+      </w:pPr>
+    </w:p>
+    <w:p>
+      <w:pPr>
+        <w:jc w:val="both"/>
+      </w:pPr>
+    </w:p>
+    <w:p>
+      <w:pPr>
+        <w:jc w:val="both"/>
+      </w:pPr>
+    </w:p>
+    <w:p>
+      <w:pPr>
+        <w:jc w:val="center"/>
+      </w:pPr>
       <w:r>
         <w:drawing>
           <wp:inline distT="0" distB="0" distL="114300" distR="114300">
-            <wp:extent cx="5848350" cy="7362825"/>
+            <wp:extent cx="5505450" cy="6791325"/>
             <wp:effectExtent l="0" t="0" r="0" b="9525"/>
-            <wp:docPr id="5" name="Imagen 5"/>
+            <wp:docPr id="17" name="Imagen 17"/>
             <wp:cNvGraphicFramePr>
               <a:graphicFrameLocks xmlns:a="http://schemas.openxmlformats.org/drawingml/2006/main" noChangeAspect="1"/>
             </wp:cNvGraphicFramePr>
@@ -4068,13 +3729,13 @@
               <a:graphicData uri="http://schemas.openxmlformats.org/drawingml/2006/picture">
                 <pic:pic xmlns:pic="http://schemas.openxmlformats.org/drawingml/2006/picture">
                   <pic:nvPicPr>
-                    <pic:cNvPr id="5" name="Imagen 5"/>
+                    <pic:cNvPr id="17" name="Imagen 17"/>
                     <pic:cNvPicPr>
                       <a:picLocks noChangeAspect="1"/>
                     </pic:cNvPicPr>
                   </pic:nvPicPr>
                   <pic:blipFill>
-                    <a:blip r:embed="rId12"/>
+                    <a:blip r:embed="rId11"/>
                     <a:stretch>
                       <a:fillRect/>
                     </a:stretch>
@@ -4082,7 +3743,7 @@
                   <pic:spPr>
                     <a:xfrm>
                       <a:off x="0" y="0"/>
-                      <a:ext cx="5848350" cy="7362825"/>
+                      <a:ext cx="5505450" cy="6791325"/>
                     </a:xfrm>
                     <a:prstGeom prst="rect">
                       <a:avLst/>
@@ -4106,24 +3767,14 @@
     </w:p>
     <w:p>
       <w:pPr>
-        <w:jc w:val="both"/>
-      </w:pPr>
-    </w:p>
-    <w:p>
-      <w:pPr>
-        <w:jc w:val="both"/>
-      </w:pPr>
-    </w:p>
-    <w:p>
-      <w:pPr>
-        <w:jc w:val="both"/>
+        <w:jc w:val="center"/>
       </w:pPr>
       <w:r>
         <w:drawing>
           <wp:inline distT="0" distB="0" distL="114300" distR="114300">
-            <wp:extent cx="5619750" cy="6905625"/>
-            <wp:effectExtent l="0" t="0" r="0" b="9525"/>
-            <wp:docPr id="6" name="Imagen 6"/>
+            <wp:extent cx="5438775" cy="7162800"/>
+            <wp:effectExtent l="0" t="0" r="9525" b="0"/>
+            <wp:docPr id="18" name="Imagen 18"/>
             <wp:cNvGraphicFramePr>
               <a:graphicFrameLocks xmlns:a="http://schemas.openxmlformats.org/drawingml/2006/main" noChangeAspect="1"/>
             </wp:cNvGraphicFramePr>
@@ -4131,13 +3782,13 @@
               <a:graphicData uri="http://schemas.openxmlformats.org/drawingml/2006/picture">
                 <pic:pic xmlns:pic="http://schemas.openxmlformats.org/drawingml/2006/picture">
                   <pic:nvPicPr>
-                    <pic:cNvPr id="6" name="Imagen 6"/>
+                    <pic:cNvPr id="18" name="Imagen 18"/>
                     <pic:cNvPicPr>
                       <a:picLocks noChangeAspect="1"/>
                     </pic:cNvPicPr>
                   </pic:nvPicPr>
                   <pic:blipFill>
-                    <a:blip r:embed="rId13"/>
+                    <a:blip r:embed="rId12"/>
                     <a:stretch>
                       <a:fillRect/>
                     </a:stretch>
@@ -4145,7 +3796,7 @@
                   <pic:spPr>
                     <a:xfrm>
                       <a:off x="0" y="0"/>
-                      <a:ext cx="5619750" cy="6905625"/>
+                      <a:ext cx="5438775" cy="7162800"/>
                     </a:xfrm>
                     <a:prstGeom prst="rect">
                       <a:avLst/>
@@ -4169,29 +3820,14 @@
     </w:p>
     <w:p>
       <w:pPr>
-        <w:jc w:val="both"/>
-      </w:pPr>
-    </w:p>
-    <w:p>
-      <w:pPr>
-        <w:jc w:val="both"/>
-      </w:pPr>
-    </w:p>
-    <w:p>
-      <w:pPr>
-        <w:jc w:val="both"/>
-      </w:pPr>
-    </w:p>
-    <w:p>
-      <w:pPr>
-        <w:jc w:val="both"/>
+        <w:jc w:val="center"/>
       </w:pPr>
       <w:r>
         <w:drawing>
           <wp:inline distT="0" distB="0" distL="114300" distR="114300">
-            <wp:extent cx="5261610" cy="6647815"/>
-            <wp:effectExtent l="0" t="0" r="15240" b="635"/>
-            <wp:docPr id="8" name="Imagen 8"/>
+            <wp:extent cx="5676900" cy="6934200"/>
+            <wp:effectExtent l="0" t="0" r="0" b="0"/>
+            <wp:docPr id="19" name="Imagen 19"/>
             <wp:cNvGraphicFramePr>
               <a:graphicFrameLocks xmlns:a="http://schemas.openxmlformats.org/drawingml/2006/main" noChangeAspect="1"/>
             </wp:cNvGraphicFramePr>
@@ -4199,13 +3835,13 @@
               <a:graphicData uri="http://schemas.openxmlformats.org/drawingml/2006/picture">
                 <pic:pic xmlns:pic="http://schemas.openxmlformats.org/drawingml/2006/picture">
                   <pic:nvPicPr>
-                    <pic:cNvPr id="8" name="Imagen 8"/>
+                    <pic:cNvPr id="19" name="Imagen 19"/>
                     <pic:cNvPicPr>
                       <a:picLocks noChangeAspect="1"/>
                     </pic:cNvPicPr>
                   </pic:nvPicPr>
                   <pic:blipFill>
-                    <a:blip r:embed="rId14"/>
+                    <a:blip r:embed="rId13"/>
                     <a:stretch>
                       <a:fillRect/>
                     </a:stretch>
@@ -4213,7 +3849,7 @@
                   <pic:spPr>
                     <a:xfrm>
                       <a:off x="0" y="0"/>
-                      <a:ext cx="5261610" cy="6647815"/>
+                      <a:ext cx="5676900" cy="6934200"/>
                     </a:xfrm>
                     <a:prstGeom prst="rect">
                       <a:avLst/>
@@ -4239,6 +3875,59 @@
       <w:pPr>
         <w:jc w:val="both"/>
       </w:pPr>
+    </w:p>
+    <w:p>
+      <w:pPr>
+        <w:jc w:val="both"/>
+      </w:pPr>
+    </w:p>
+    <w:p>
+      <w:pPr>
+        <w:jc w:val="center"/>
+      </w:pPr>
+      <w:r>
+        <w:drawing>
+          <wp:inline distT="0" distB="0" distL="114300" distR="114300">
+            <wp:extent cx="5629275" cy="6991350"/>
+            <wp:effectExtent l="0" t="0" r="9525" b="0"/>
+            <wp:docPr id="20" name="Imagen 20"/>
+            <wp:cNvGraphicFramePr>
+              <a:graphicFrameLocks xmlns:a="http://schemas.openxmlformats.org/drawingml/2006/main" noChangeAspect="1"/>
+            </wp:cNvGraphicFramePr>
+            <a:graphic xmlns:a="http://schemas.openxmlformats.org/drawingml/2006/main">
+              <a:graphicData uri="http://schemas.openxmlformats.org/drawingml/2006/picture">
+                <pic:pic xmlns:pic="http://schemas.openxmlformats.org/drawingml/2006/picture">
+                  <pic:nvPicPr>
+                    <pic:cNvPr id="20" name="Imagen 20"/>
+                    <pic:cNvPicPr>
+                      <a:picLocks noChangeAspect="1"/>
+                    </pic:cNvPicPr>
+                  </pic:nvPicPr>
+                  <pic:blipFill>
+                    <a:blip r:embed="rId14"/>
+                    <a:stretch>
+                      <a:fillRect/>
+                    </a:stretch>
+                  </pic:blipFill>
+                  <pic:spPr>
+                    <a:xfrm>
+                      <a:off x="0" y="0"/>
+                      <a:ext cx="5629275" cy="6991350"/>
+                    </a:xfrm>
+                    <a:prstGeom prst="rect">
+                      <a:avLst/>
+                    </a:prstGeom>
+                    <a:noFill/>
+                    <a:ln>
+                      <a:noFill/>
+                    </a:ln>
+                  </pic:spPr>
+                </pic:pic>
+              </a:graphicData>
+            </a:graphic>
+          </wp:inline>
+        </w:drawing>
+      </w:r>
     </w:p>
     <w:p>
       <w:pPr>
@@ -4428,12 +4117,11 @@
           </w:tcPr>
           <w:p>
             <w:pPr>
-              <w:keepNext w:val="0"/>
-              <w:keepLines w:val="0"/>
-              <w:widowControl/>
-              <w:suppressLineNumbers w:val="0"/>
-              <w:spacing w:before="0" w:beforeAutospacing="0" w:after="0" w:afterAutospacing="0" w:line="240" w:lineRule="auto"/>
-              <w:ind w:left="0" w:right="0"/>
+              <w:pStyle w:val="10"/>
+              <w:keepNext w:val="0"/>
+              <w:keepLines w:val="0"/>
+              <w:widowControl/>
+              <w:suppressLineNumbers w:val="0"/>
               <w:rPr>
                 <w:rFonts w:hint="default" w:asciiTheme="majorAscii" w:hAnsiTheme="majorAscii" w:cstheme="majorHAnsi"/>
                 <w:kern w:val="2"/>
@@ -4463,12 +4151,14 @@
             </w:r>
             <w:r>
               <w:rPr>
-                <w:rFonts w:ascii="Calibri" w:hAnsi="Calibri" w:cs="Calibri" w:eastAsiaTheme="minorHAnsi"/>
-                <w:sz w:val="22"/>
-                <w:szCs w:val="22"/>
+                <w:rFonts w:hint="default" w:asciiTheme="majorAscii" w:hAnsiTheme="majorAscii" w:eastAsiaTheme="minorHAnsi" w:cstheme="majorHAnsi"/>
+                <w:b/>
+                <w:kern w:val="2"/>
+                <w:sz w:val="20"/>
+                <w:szCs w:val="20"/>
                 <w:lang w:val="es-MX" w:eastAsia="en-US" w:bidi="ar-SA"/>
               </w:rPr>
-              <w:t>¿Cómo afectaron la encomienda y el tributo a los indígenas?</w:t>
+              <w:t>¿Cómo cambiaron las grandes revoluciones la manera en que hoy entendemos la libertad y los derechos de las personas?</w:t>
             </w:r>
           </w:p>
         </w:tc>
@@ -4586,7 +4276,7 @@
                 <w:szCs w:val="20"/>
                 <w:lang w:val="es-MX"/>
               </w:rPr>
-              <w:t xml:space="preserve"> Condiciones Adversas </w:t>
+              <w:t xml:space="preserve"> Revoluciones que cambiaron al mundo </w:t>
             </w:r>
           </w:p>
         </w:tc>
@@ -4693,12 +4383,25 @@
             </w:r>
             <w:r>
               <w:rPr>
-                <w:rFonts w:ascii="Calibri" w:hAnsi="Calibri" w:cs="Calibri" w:eastAsiaTheme="minorHAnsi"/>
-                <w:sz w:val="22"/>
-                <w:szCs w:val="22"/>
-                <w:lang w:val="es-MX" w:eastAsia="en-US" w:bidi="ar-SA"/>
-              </w:rPr>
-              <w:t>Comprender qué fueron la encomienda y el tributo durante la época colonial y cómo afectaron a los pueblos indígenas.</w:t>
+                <w:rFonts w:hint="default" w:asciiTheme="majorAscii" w:hAnsiTheme="majorAscii" w:cstheme="majorHAnsi"/>
+                <w:b/>
+                <w:kern w:val="2"/>
+                <w:sz w:val="20"/>
+                <w:szCs w:val="20"/>
+                <w:lang w:val="es-MX" w:eastAsia="en-US"/>
+              </w:rPr>
+              <w:t>Entender</w:t>
+            </w:r>
+            <w:r>
+              <w:rPr>
+                <w:rFonts w:hint="default" w:asciiTheme="majorAscii" w:hAnsiTheme="majorAscii" w:cstheme="majorHAnsi"/>
+                <w:b/>
+                <w:kern w:val="2"/>
+                <w:sz w:val="20"/>
+                <w:szCs w:val="20"/>
+                <w:lang w:val="es-MX"/>
+              </w:rPr>
+              <w:t xml:space="preserve"> cuáles fueron las ideas de libertad que surgieron de las grandes revoluciones y por qué son importantes hoy.</w:t>
             </w:r>
           </w:p>
         </w:tc>
@@ -4773,6 +4476,7 @@
                 <w:kern w:val="2"/>
                 <w:sz w:val="20"/>
                 <w:szCs w:val="20"/>
+                <w:lang w:val="es-MX"/>
               </w:rPr>
             </w:pPr>
             <w:r>
@@ -4795,44 +4499,35 @@
               <w:spacing w:before="0" w:beforeAutospacing="0" w:after="0" w:afterAutospacing="0" w:line="240" w:lineRule="auto"/>
               <w:ind w:left="0" w:right="0"/>
               <w:rPr>
-                <w:rFonts w:hint="default" w:ascii="Calibri" w:hAnsi="Calibri" w:cs="Calibri" w:eastAsiaTheme="minorHAnsi"/>
-                <w:sz w:val="22"/>
-                <w:szCs w:val="22"/>
-                <w:lang w:val="es-MX" w:eastAsia="en-US" w:bidi="ar-SA"/>
-              </w:rPr>
-            </w:pPr>
-            <w:r>
-              <w:rPr>
-                <w:rFonts w:ascii="Calibri" w:hAnsi="Calibri" w:cs="Calibri" w:eastAsiaTheme="minorHAnsi"/>
-                <w:b/>
-                <w:bCs/>
-                <w:sz w:val="22"/>
-                <w:szCs w:val="22"/>
-                <w:u w:val="none"/>
-                <w:lang w:val="es-MX" w:eastAsia="en-US" w:bidi="ar-SA"/>
-              </w:rPr>
-              <w:t>La encomienda</w:t>
-            </w:r>
-            <w:r>
-              <w:rPr>
-                <w:rFonts w:hint="default" w:ascii="Calibri" w:hAnsi="Calibri" w:cs="Calibri"/>
-                <w:b/>
-                <w:bCs/>
-                <w:sz w:val="22"/>
-                <w:szCs w:val="22"/>
-                <w:u w:val="none"/>
-                <w:lang w:val="es-MX" w:eastAsia="en-US" w:bidi="ar-SA"/>
-              </w:rPr>
-              <w:t xml:space="preserve"> </w:t>
-            </w:r>
-            <w:r>
-              <w:rPr>
-                <w:rFonts w:ascii="Calibri" w:hAnsi="Calibri" w:cs="Calibri" w:eastAsiaTheme="minorHAnsi"/>
-                <w:sz w:val="22"/>
-                <w:szCs w:val="22"/>
-                <w:lang w:val="es-MX" w:eastAsia="en-US" w:bidi="ar-SA"/>
-              </w:rPr>
-              <w:t>era un sistema en el que la Corona española “encomendaba” grupos de indígenas a un colonizador (encomendero), quien debía protegerlos y evangelizarlos, pero en la práctica los obligaba a trabajar y pagar tributos.</w:t>
+                <w:rFonts w:hint="default" w:asciiTheme="majorAscii" w:hAnsiTheme="majorAscii"/>
+                <w:b/>
+                <w:kern w:val="2"/>
+                <w:sz w:val="20"/>
+                <w:szCs w:val="20"/>
+                <w:lang w:val="es-MX"/>
+              </w:rPr>
+            </w:pPr>
+            <w:r>
+              <w:rPr>
+                <w:rFonts w:hint="default" w:asciiTheme="majorAscii" w:hAnsiTheme="majorAscii" w:cstheme="majorHAnsi"/>
+                <w:b/>
+                <w:kern w:val="2"/>
+                <w:sz w:val="20"/>
+                <w:szCs w:val="20"/>
+                <w:lang w:val="es-MX"/>
+              </w:rPr>
+              <w:t xml:space="preserve">Principios de libertad de occidente : </w:t>
+            </w:r>
+            <w:r>
+              <w:rPr>
+                <w:rFonts w:hint="default" w:asciiTheme="majorAscii" w:hAnsiTheme="majorAscii"/>
+                <w:b/>
+                <w:kern w:val="2"/>
+                <w:sz w:val="20"/>
+                <w:szCs w:val="20"/>
+                <w:lang w:val="es-MX"/>
+              </w:rPr>
+              <w:t>Las grandes revoluciones de Inglaterra, Estados Unidos y Francia cambiaron la forma de entender la libertad en el mundo. Gracias a ellas surgieron estos principios:</w:t>
             </w:r>
           </w:p>
           <w:p>
@@ -4844,29 +4539,24 @@
               <w:spacing w:before="0" w:beforeAutospacing="0" w:after="0" w:afterAutospacing="0" w:line="240" w:lineRule="auto"/>
               <w:ind w:left="0" w:right="0"/>
               <w:rPr>
-                <w:rFonts w:hint="default" w:ascii="Calibri" w:hAnsi="Calibri" w:cs="Calibri"/>
-                <w:sz w:val="22"/>
-                <w:szCs w:val="22"/>
-                <w:lang w:val="es-MX" w:eastAsia="en-US" w:bidi="ar-SA"/>
-              </w:rPr>
-            </w:pPr>
-            <w:r>
-              <w:rPr>
-                <w:rFonts w:hint="default" w:ascii="Calibri" w:hAnsi="Calibri" w:cs="Calibri" w:eastAsiaTheme="minorHAnsi"/>
-                <w:sz w:val="22"/>
-                <w:szCs w:val="22"/>
-                <w:lang w:val="es-MX" w:eastAsia="en-US" w:bidi="ar-SA"/>
-              </w:rPr>
-              <w:t>Encomienda</w:t>
-            </w:r>
-            <w:r>
-              <w:rPr>
-                <w:rFonts w:hint="default" w:ascii="Calibri" w:hAnsi="Calibri" w:cs="Calibri"/>
-                <w:sz w:val="22"/>
-                <w:szCs w:val="22"/>
-                <w:lang w:val="es-MX" w:eastAsia="en-US" w:bidi="ar-SA"/>
-              </w:rPr>
-              <w:t>.</w:t>
+                <w:rFonts w:hint="default" w:asciiTheme="majorAscii" w:hAnsiTheme="majorAscii"/>
+                <w:b/>
+                <w:kern w:val="2"/>
+                <w:sz w:val="20"/>
+                <w:szCs w:val="20"/>
+                <w:lang w:val="es-MX"/>
+              </w:rPr>
+            </w:pPr>
+            <w:r>
+              <w:rPr>
+                <w:rFonts w:hint="default" w:asciiTheme="majorAscii" w:hAnsiTheme="majorAscii"/>
+                <w:b/>
+                <w:kern w:val="2"/>
+                <w:sz w:val="20"/>
+                <w:szCs w:val="20"/>
+                <w:lang w:val="es-MX"/>
+              </w:rPr>
+              <w:t>1. La ley por encima de los gobernantes</w:t>
             </w:r>
           </w:p>
           <w:p>
@@ -4878,38 +4568,314 @@
               <w:spacing w:before="0" w:beforeAutospacing="0" w:after="0" w:afterAutospacing="0" w:line="240" w:lineRule="auto"/>
               <w:ind w:left="0" w:right="0"/>
               <w:rPr>
-                <w:rFonts w:hint="default" w:ascii="Calibri" w:hAnsi="Calibri" w:cs="Calibri" w:eastAsiaTheme="minorHAnsi"/>
-                <w:b w:val="0"/>
-                <w:bCs w:val="0"/>
-                <w:sz w:val="22"/>
-                <w:szCs w:val="22"/>
-                <w:u w:val="none"/>
-                <w:lang w:val="es-MX" w:eastAsia="en-US" w:bidi="ar-SA"/>
-              </w:rPr>
-            </w:pPr>
-            <w:r>
-              <w:rPr>
-                <w:rFonts w:ascii="Calibri" w:hAnsi="Calibri" w:cs="Calibri" w:eastAsiaTheme="minorHAnsi"/>
-                <w:b/>
-                <w:bCs/>
-                <w:sz w:val="22"/>
-                <w:szCs w:val="22"/>
-                <w:u w:val="none"/>
-                <w:lang w:val="es-MX" w:eastAsia="en-US" w:bidi="ar-SA"/>
-              </w:rPr>
-              <w:t xml:space="preserve">Tributo: </w:t>
-            </w:r>
-            <w:r>
-              <w:rPr>
-                <w:rFonts w:ascii="Calibri" w:hAnsi="Calibri" w:cs="Calibri" w:eastAsiaTheme="minorHAnsi"/>
-                <w:b w:val="0"/>
-                <w:bCs w:val="0"/>
-                <w:sz w:val="22"/>
-                <w:szCs w:val="22"/>
-                <w:u w:val="none"/>
-                <w:lang w:val="es-MX" w:eastAsia="en-US" w:bidi="ar-SA"/>
-              </w:rPr>
-              <w:t>cantidad de productos, trabajo o dinero que los indígenas tenían que dar a los españoles como obligación durante la época colonial.</w:t>
+                <w:rFonts w:hint="default" w:asciiTheme="majorAscii" w:hAnsiTheme="majorAscii"/>
+                <w:b/>
+                <w:kern w:val="2"/>
+                <w:sz w:val="20"/>
+                <w:szCs w:val="20"/>
+                <w:lang w:val="es-MX"/>
+              </w:rPr>
+            </w:pPr>
+            <w:r>
+              <w:rPr>
+                <w:rFonts w:hint="default" w:asciiTheme="majorAscii" w:hAnsiTheme="majorAscii"/>
+                <w:b/>
+                <w:kern w:val="2"/>
+                <w:sz w:val="20"/>
+                <w:szCs w:val="20"/>
+                <w:lang w:val="es-MX"/>
+              </w:rPr>
+              <w:t>Ningún rey o líder puede hacer lo que quiera. Todos deben obedecer la ley.</w:t>
+            </w:r>
+          </w:p>
+          <w:p>
+            <w:pPr>
+              <w:keepNext w:val="0"/>
+              <w:keepLines w:val="0"/>
+              <w:widowControl/>
+              <w:suppressLineNumbers w:val="0"/>
+              <w:spacing w:before="0" w:beforeAutospacing="0" w:after="0" w:afterAutospacing="0" w:line="240" w:lineRule="auto"/>
+              <w:ind w:left="0" w:right="0"/>
+              <w:rPr>
+                <w:rFonts w:hint="default" w:asciiTheme="majorAscii" w:hAnsiTheme="majorAscii"/>
+                <w:b/>
+                <w:kern w:val="2"/>
+                <w:sz w:val="20"/>
+                <w:szCs w:val="20"/>
+                <w:lang w:val="es-MX"/>
+              </w:rPr>
+            </w:pPr>
+            <w:r>
+              <w:rPr>
+                <w:rFonts w:hint="default" w:asciiTheme="majorAscii" w:hAnsiTheme="majorAscii"/>
+                <w:b/>
+                <w:kern w:val="2"/>
+                <w:sz w:val="20"/>
+                <w:szCs w:val="20"/>
+                <w:lang w:val="es-MX"/>
+              </w:rPr>
+              <w:t>2. Derechos para todas las personas</w:t>
+            </w:r>
+          </w:p>
+          <w:p>
+            <w:pPr>
+              <w:keepNext w:val="0"/>
+              <w:keepLines w:val="0"/>
+              <w:widowControl/>
+              <w:suppressLineNumbers w:val="0"/>
+              <w:spacing w:before="0" w:beforeAutospacing="0" w:after="0" w:afterAutospacing="0" w:line="240" w:lineRule="auto"/>
+              <w:ind w:left="0" w:right="0"/>
+              <w:rPr>
+                <w:rFonts w:hint="default" w:asciiTheme="majorAscii" w:hAnsiTheme="majorAscii"/>
+                <w:b/>
+                <w:kern w:val="2"/>
+                <w:sz w:val="20"/>
+                <w:szCs w:val="20"/>
+                <w:lang w:val="es-MX"/>
+              </w:rPr>
+            </w:pPr>
+            <w:r>
+              <w:rPr>
+                <w:rFonts w:hint="default" w:asciiTheme="majorAscii" w:hAnsiTheme="majorAscii"/>
+                <w:b/>
+                <w:kern w:val="2"/>
+                <w:sz w:val="20"/>
+                <w:szCs w:val="20"/>
+                <w:lang w:val="es-MX"/>
+              </w:rPr>
+              <w:t>Cada ser humano tiene derechos que nadie puede quitar: libertad, igualdad ante la ley, y seguridad.</w:t>
+            </w:r>
+          </w:p>
+          <w:p>
+            <w:pPr>
+              <w:keepNext w:val="0"/>
+              <w:keepLines w:val="0"/>
+              <w:widowControl/>
+              <w:suppressLineNumbers w:val="0"/>
+              <w:spacing w:before="0" w:beforeAutospacing="0" w:after="0" w:afterAutospacing="0" w:line="240" w:lineRule="auto"/>
+              <w:ind w:left="0" w:right="0"/>
+              <w:rPr>
+                <w:rFonts w:hint="default" w:asciiTheme="majorAscii" w:hAnsiTheme="majorAscii"/>
+                <w:b/>
+                <w:kern w:val="2"/>
+                <w:sz w:val="20"/>
+                <w:szCs w:val="20"/>
+                <w:lang w:val="es-MX"/>
+              </w:rPr>
+            </w:pPr>
+            <w:r>
+              <w:rPr>
+                <w:rFonts w:hint="default" w:asciiTheme="majorAscii" w:hAnsiTheme="majorAscii"/>
+                <w:b/>
+                <w:kern w:val="2"/>
+                <w:sz w:val="20"/>
+                <w:szCs w:val="20"/>
+                <w:lang w:val="es-MX"/>
+              </w:rPr>
+              <w:t>3. El pueblo es quien manda</w:t>
+            </w:r>
+          </w:p>
+          <w:p>
+            <w:pPr>
+              <w:keepNext w:val="0"/>
+              <w:keepLines w:val="0"/>
+              <w:widowControl/>
+              <w:suppressLineNumbers w:val="0"/>
+              <w:spacing w:before="0" w:beforeAutospacing="0" w:after="0" w:afterAutospacing="0" w:line="240" w:lineRule="auto"/>
+              <w:ind w:left="0" w:right="0"/>
+              <w:rPr>
+                <w:rFonts w:hint="default" w:asciiTheme="majorAscii" w:hAnsiTheme="majorAscii"/>
+                <w:b/>
+                <w:kern w:val="2"/>
+                <w:sz w:val="20"/>
+                <w:szCs w:val="20"/>
+                <w:lang w:val="es-MX"/>
+              </w:rPr>
+            </w:pPr>
+            <w:r>
+              <w:rPr>
+                <w:rFonts w:hint="default" w:asciiTheme="majorAscii" w:hAnsiTheme="majorAscii"/>
+                <w:b/>
+                <w:kern w:val="2"/>
+                <w:sz w:val="20"/>
+                <w:szCs w:val="20"/>
+                <w:lang w:val="es-MX"/>
+              </w:rPr>
+              <w:t>El poder no viene de reyes, sino de los ciudadanos. Ellos eligen a sus gobernantes.</w:t>
+            </w:r>
+          </w:p>
+          <w:p>
+            <w:pPr>
+              <w:keepNext w:val="0"/>
+              <w:keepLines w:val="0"/>
+              <w:widowControl/>
+              <w:suppressLineNumbers w:val="0"/>
+              <w:spacing w:before="0" w:beforeAutospacing="0" w:after="0" w:afterAutospacing="0" w:line="240" w:lineRule="auto"/>
+              <w:ind w:left="0" w:right="0"/>
+              <w:rPr>
+                <w:rFonts w:hint="default" w:asciiTheme="majorAscii" w:hAnsiTheme="majorAscii"/>
+                <w:b/>
+                <w:kern w:val="2"/>
+                <w:sz w:val="20"/>
+                <w:szCs w:val="20"/>
+                <w:lang w:val="es-MX"/>
+              </w:rPr>
+            </w:pPr>
+            <w:r>
+              <w:rPr>
+                <w:rFonts w:hint="default" w:asciiTheme="majorAscii" w:hAnsiTheme="majorAscii"/>
+                <w:b/>
+                <w:kern w:val="2"/>
+                <w:sz w:val="20"/>
+                <w:szCs w:val="20"/>
+                <w:lang w:val="es-MX"/>
+              </w:rPr>
+              <w:t>4. Separación de poderes</w:t>
+            </w:r>
+          </w:p>
+          <w:p>
+            <w:pPr>
+              <w:keepNext w:val="0"/>
+              <w:keepLines w:val="0"/>
+              <w:widowControl/>
+              <w:suppressLineNumbers w:val="0"/>
+              <w:spacing w:before="0" w:beforeAutospacing="0" w:after="0" w:afterAutospacing="0" w:line="240" w:lineRule="auto"/>
+              <w:ind w:left="0" w:right="0"/>
+              <w:rPr>
+                <w:rFonts w:hint="default" w:asciiTheme="majorAscii" w:hAnsiTheme="majorAscii"/>
+                <w:b/>
+                <w:kern w:val="2"/>
+                <w:sz w:val="20"/>
+                <w:szCs w:val="20"/>
+                <w:lang w:val="es-MX"/>
+              </w:rPr>
+            </w:pPr>
+            <w:r>
+              <w:rPr>
+                <w:rFonts w:hint="default" w:asciiTheme="majorAscii" w:hAnsiTheme="majorAscii"/>
+                <w:b/>
+                <w:kern w:val="2"/>
+                <w:sz w:val="20"/>
+                <w:szCs w:val="20"/>
+                <w:lang w:val="es-MX"/>
+              </w:rPr>
+              <w:t>El poder se divide en tres partes (gobierno, parlamento y jueces) para evitar abusos.</w:t>
+            </w:r>
+          </w:p>
+          <w:p>
+            <w:pPr>
+              <w:keepNext w:val="0"/>
+              <w:keepLines w:val="0"/>
+              <w:widowControl/>
+              <w:suppressLineNumbers w:val="0"/>
+              <w:spacing w:before="0" w:beforeAutospacing="0" w:after="0" w:afterAutospacing="0" w:line="240" w:lineRule="auto"/>
+              <w:ind w:left="0" w:right="0"/>
+              <w:rPr>
+                <w:rFonts w:hint="default" w:asciiTheme="majorAscii" w:hAnsiTheme="majorAscii"/>
+                <w:b/>
+                <w:kern w:val="2"/>
+                <w:sz w:val="20"/>
+                <w:szCs w:val="20"/>
+                <w:lang w:val="es-MX"/>
+              </w:rPr>
+            </w:pPr>
+            <w:r>
+              <w:rPr>
+                <w:rFonts w:hint="default" w:asciiTheme="majorAscii" w:hAnsiTheme="majorAscii"/>
+                <w:b/>
+                <w:kern w:val="2"/>
+                <w:sz w:val="20"/>
+                <w:szCs w:val="20"/>
+                <w:lang w:val="es-MX"/>
+              </w:rPr>
+              <w:t>5. Fin de los privilegios</w:t>
+            </w:r>
+          </w:p>
+          <w:p>
+            <w:pPr>
+              <w:keepNext w:val="0"/>
+              <w:keepLines w:val="0"/>
+              <w:widowControl/>
+              <w:suppressLineNumbers w:val="0"/>
+              <w:spacing w:before="0" w:beforeAutospacing="0" w:after="0" w:afterAutospacing="0" w:line="240" w:lineRule="auto"/>
+              <w:ind w:left="0" w:right="0"/>
+              <w:rPr>
+                <w:rFonts w:hint="default" w:asciiTheme="majorAscii" w:hAnsiTheme="majorAscii"/>
+                <w:b/>
+                <w:kern w:val="2"/>
+                <w:sz w:val="20"/>
+                <w:szCs w:val="20"/>
+                <w:lang w:val="es-MX"/>
+              </w:rPr>
+            </w:pPr>
+            <w:r>
+              <w:rPr>
+                <w:rFonts w:hint="default" w:asciiTheme="majorAscii" w:hAnsiTheme="majorAscii"/>
+                <w:b/>
+                <w:kern w:val="2"/>
+                <w:sz w:val="20"/>
+                <w:szCs w:val="20"/>
+                <w:lang w:val="es-MX"/>
+              </w:rPr>
+              <w:t>Ya no debe haber grupos con privilegios especiales, como nobles o clérigos. Todos son iguales ante la ley.</w:t>
+            </w:r>
+          </w:p>
+          <w:p>
+            <w:pPr>
+              <w:keepNext w:val="0"/>
+              <w:keepLines w:val="0"/>
+              <w:widowControl/>
+              <w:suppressLineNumbers w:val="0"/>
+              <w:spacing w:before="0" w:beforeAutospacing="0" w:after="0" w:afterAutospacing="0" w:line="240" w:lineRule="auto"/>
+              <w:ind w:left="0" w:right="0"/>
+              <w:rPr>
+                <w:rFonts w:hint="default" w:asciiTheme="majorAscii" w:hAnsiTheme="majorAscii"/>
+                <w:b/>
+                <w:kern w:val="2"/>
+                <w:sz w:val="20"/>
+                <w:szCs w:val="20"/>
+                <w:lang w:val="es-MX"/>
+              </w:rPr>
+            </w:pPr>
+            <w:r>
+              <w:rPr>
+                <w:rFonts w:hint="default" w:asciiTheme="majorAscii" w:hAnsiTheme="majorAscii"/>
+                <w:b/>
+                <w:kern w:val="2"/>
+                <w:sz w:val="20"/>
+                <w:szCs w:val="20"/>
+                <w:lang w:val="es-MX"/>
+              </w:rPr>
+              <w:t>6. Libertad de expresión y de pensamiento</w:t>
+            </w:r>
+          </w:p>
+          <w:p>
+            <w:pPr>
+              <w:keepNext w:val="0"/>
+              <w:keepLines w:val="0"/>
+              <w:widowControl/>
+              <w:suppressLineNumbers w:val="0"/>
+              <w:spacing w:before="0" w:beforeAutospacing="0" w:after="0" w:afterAutospacing="0" w:line="240" w:lineRule="auto"/>
+              <w:ind w:left="0" w:right="0"/>
+              <w:rPr>
+                <w:rFonts w:hint="default" w:asciiTheme="majorAscii" w:hAnsiTheme="majorAscii" w:cstheme="majorHAnsi"/>
+                <w:b/>
+                <w:kern w:val="2"/>
+                <w:sz w:val="20"/>
+                <w:szCs w:val="20"/>
+                <w:lang w:val="es-MX"/>
+              </w:rPr>
+            </w:pPr>
+            <w:r>
+              <w:rPr>
+                <w:rFonts w:hint="default" w:asciiTheme="majorAscii" w:hAnsiTheme="majorAscii"/>
+                <w:b/>
+                <w:kern w:val="2"/>
+                <w:sz w:val="20"/>
+                <w:szCs w:val="20"/>
+                <w:lang w:val="es-MX"/>
+              </w:rPr>
+              <w:t>Las personas pueden opinar, reunirse, escribir y creer en lo que quieran sin miedo a ser castigadas.</w:t>
             </w:r>
           </w:p>
           <w:p>
@@ -5072,11 +5038,7 @@
               <w:ind w:left="420" w:leftChars="0" w:hanging="420" w:firstLineChars="0"/>
               <w:jc w:val="both"/>
               <w:rPr>
-                <w:rFonts w:hint="default" w:asciiTheme="majorAscii" w:hAnsiTheme="majorAscii" w:cstheme="majorHAnsi"/>
-                <w:b/>
-                <w:kern w:val="2"/>
-                <w:sz w:val="20"/>
-                <w:szCs w:val="20"/>
+                <w:rFonts w:hint="default" w:ascii="Calibri" w:hAnsi="Calibri" w:cs="Calibri"/>
                 <w:lang w:val="es-MX"/>
               </w:rPr>
             </w:pPr>
@@ -5091,7 +5053,7 @@
                 <w:rFonts w:hint="default" w:ascii="Calibri" w:hAnsi="Calibri" w:cs="Calibri"/>
                 <w:lang w:val="es-MX"/>
               </w:rPr>
-              <w:t>2 p.p. 23, 24.</w:t>
+              <w:t xml:space="preserve">2 p.p. 27, 28,29,30. </w:t>
             </w:r>
           </w:p>
           <w:p>
@@ -5105,39 +5067,27 @@
               <w:ind w:left="420" w:leftChars="0" w:hanging="420" w:firstLineChars="0"/>
               <w:jc w:val="both"/>
               <w:rPr>
-                <w:rFonts w:hint="default" w:asciiTheme="majorAscii" w:hAnsiTheme="majorAscii" w:cstheme="majorHAnsi"/>
-                <w:b/>
-                <w:kern w:val="2"/>
-                <w:sz w:val="20"/>
-                <w:szCs w:val="20"/>
-                <w:lang w:val="es-MX"/>
-              </w:rPr>
-            </w:pPr>
-            <w:r>
-              <w:rPr>
-                <w:rFonts w:hint="default" w:asciiTheme="majorAscii" w:hAnsiTheme="majorAscii" w:cstheme="majorHAnsi"/>
-                <w:b/>
-                <w:kern w:val="2"/>
-                <w:sz w:val="20"/>
-                <w:szCs w:val="20"/>
-                <w:lang w:val="es-MX"/>
-              </w:rPr>
-              <w:t>Anexo pág.  137</w:t>
+                <w:rFonts w:hint="default" w:ascii="Calibri" w:hAnsi="Calibri" w:cs="Calibri"/>
+                <w:lang w:val="es-MX"/>
+              </w:rPr>
+            </w:pPr>
+            <w:r>
+              <w:rPr>
+                <w:rFonts w:hint="default" w:ascii="Calibri" w:hAnsi="Calibri" w:cs="Calibri"/>
+                <w:lang w:val="es-MX"/>
+              </w:rPr>
+              <w:t>Sparks: p27Principios de libertad en occidente.</w:t>
             </w:r>
           </w:p>
           <w:p>
             <w:pPr>
               <w:pStyle w:val="15"/>
-              <w:keepNext w:val="0"/>
-              <w:keepLines w:val="0"/>
-              <w:widowControl/>
               <w:numPr>
                 <w:ilvl w:val="0"/>
-                <w:numId w:val="0"/>
+                <w:numId w:val="1"/>
               </w:numPr>
-              <w:suppressLineNumbers w:val="0"/>
-              <w:spacing w:before="0" w:beforeAutospacing="0" w:after="0" w:afterAutospacing="0" w:line="240" w:lineRule="auto"/>
-              <w:ind w:leftChars="0" w:right="0"/>
+              <w:spacing w:after="0" w:line="240" w:lineRule="auto"/>
+              <w:ind w:left="420" w:leftChars="0" w:hanging="420" w:firstLineChars="0"/>
               <w:jc w:val="both"/>
               <w:rPr>
                 <w:rFonts w:hint="default" w:asciiTheme="majorAscii" w:hAnsiTheme="majorAscii" w:cstheme="majorHAnsi"/>
@@ -5148,6 +5098,40 @@
                 <w:lang w:val="es-MX"/>
               </w:rPr>
             </w:pPr>
+            <w:r>
+              <w:rPr>
+                <w:rFonts w:hint="default" w:ascii="Calibri" w:hAnsi="Calibri" w:cs="Calibri"/>
+                <w:lang w:val="es-MX"/>
+              </w:rPr>
+              <w:t>Independencia de las trece colonias, pág. 163.</w:t>
+            </w:r>
+          </w:p>
+          <w:p>
+            <w:pPr>
+              <w:pStyle w:val="15"/>
+              <w:numPr>
+                <w:ilvl w:val="0"/>
+                <w:numId w:val="1"/>
+              </w:numPr>
+              <w:spacing w:after="0" w:line="240" w:lineRule="auto"/>
+              <w:ind w:left="420" w:leftChars="0" w:hanging="420" w:firstLineChars="0"/>
+              <w:jc w:val="both"/>
+              <w:rPr>
+                <w:rFonts w:hint="default" w:asciiTheme="majorAscii" w:hAnsiTheme="majorAscii" w:cstheme="majorHAnsi"/>
+                <w:b/>
+                <w:kern w:val="2"/>
+                <w:sz w:val="20"/>
+                <w:szCs w:val="20"/>
+                <w:lang w:val="es-MX"/>
+              </w:rPr>
+            </w:pPr>
+            <w:r>
+              <w:rPr>
+                <w:rFonts w:hint="default" w:ascii="Calibri" w:hAnsi="Calibri" w:cs="Calibri"/>
+                <w:lang w:val="es-MX"/>
+              </w:rPr>
+              <w:t xml:space="preserve">Cambios y permanencias, pág. 181. </w:t>
+            </w:r>
           </w:p>
         </w:tc>
       </w:tr>
@@ -5353,7 +5337,7 @@
                 <w:szCs w:val="20"/>
                 <w:lang w:val="es-MX"/>
               </w:rPr>
-              <w:t xml:space="preserve">Miércoles 03 de diciembre </w:t>
+              <w:t xml:space="preserve">Jueves 04 de diciembre </w:t>
             </w:r>
           </w:p>
         </w:tc>
@@ -5434,7 +5418,7 @@
               <w:spacing w:before="0" w:beforeAutospacing="0" w:after="0" w:afterAutospacing="0"/>
               <w:ind w:left="0" w:right="0"/>
               <w:rPr>
-                <w:rFonts w:hint="default" w:asciiTheme="majorAscii" w:hAnsiTheme="majorAscii" w:cstheme="majorHAnsi"/>
+                <w:rFonts w:hint="default" w:asciiTheme="majorAscii" w:hAnsiTheme="majorAscii"/>
                 <w:b/>
                 <w:kern w:val="2"/>
                 <w:sz w:val="20"/>
@@ -5470,7 +5454,7 @@
                 <w:szCs w:val="20"/>
                 <w:lang w:val="es-MX"/>
               </w:rPr>
-              <w:t xml:space="preserve">.  Encomienda </w:t>
+              <w:t xml:space="preserve">.  Principios de libertad en occidente </w:t>
             </w:r>
           </w:p>
           <w:p>
@@ -5502,7 +5486,7 @@
                 <w:szCs w:val="20"/>
                 <w:lang w:val="es-MX"/>
               </w:rPr>
-              <w:t>Escribe una definición corta</w:t>
+              <w:t>Escribe un breve resumen (1o renglones) explicando qué son los principios de libertad en Occidente.</w:t>
             </w:r>
           </w:p>
           <w:p>
@@ -5534,7 +5518,7 @@
                 <w:szCs w:val="20"/>
                 <w:lang w:val="es-MX"/>
               </w:rPr>
-              <w:t>En 2 o 3 líneas explica qué fue la encomienda durante la época colonial.</w:t>
+              <w:t>Incluye ideas como:</w:t>
             </w:r>
           </w:p>
           <w:p>
@@ -5566,7 +5550,7 @@
                 <w:szCs w:val="20"/>
                 <w:lang w:val="es-MX"/>
               </w:rPr>
-              <w:t>Menciona cómo funcionaba</w:t>
+              <w:t>Libertad individual</w:t>
             </w:r>
           </w:p>
           <w:p>
@@ -5598,7 +5582,7 @@
                 <w:szCs w:val="20"/>
                 <w:lang w:val="es-MX"/>
               </w:rPr>
-              <w:t>Escribe 3 ideas simples sobre cómo era este sistema.</w:t>
+              <w:t>Igualdad ante la ley</w:t>
             </w:r>
           </w:p>
           <w:p>
@@ -5630,7 +5614,7 @@
                 <w:szCs w:val="20"/>
                 <w:lang w:val="es-MX"/>
               </w:rPr>
-              <w:t>(Por ejemplo: quién trabajaba, quién mandaba, qué se esperaba de cada parte).</w:t>
+              <w:t>Democracia</w:t>
             </w:r>
           </w:p>
           <w:p>
@@ -5662,7 +5646,7 @@
                 <w:szCs w:val="20"/>
                 <w:lang w:val="es-MX"/>
               </w:rPr>
-              <w:t>Haz un dibujo que represente una escena de la encomienda</w:t>
+              <w:t>Derechos humanos</w:t>
             </w:r>
           </w:p>
           <w:p>
@@ -5694,7 +5678,7 @@
                 <w:szCs w:val="20"/>
                 <w:lang w:val="es-MX"/>
               </w:rPr>
-              <w:t>(indígenas trabajando, un encomendero, una misión, etc.).</w:t>
+              <w:t>Separación de poderes</w:t>
             </w:r>
           </w:p>
           <w:p>
@@ -5726,7 +5710,7 @@
                 <w:szCs w:val="20"/>
                 <w:lang w:val="es-MX"/>
               </w:rPr>
-              <w:t>Agrega una consecuencia</w:t>
+              <w:t>Elige uno de los principios y escribe un ejemplo de la vida actual donde se vea aplicado.</w:t>
             </w:r>
           </w:p>
           <w:p>
@@ -5758,149 +5742,8 @@
                 <w:szCs w:val="20"/>
                 <w:lang w:val="es-MX"/>
               </w:rPr>
-              <w:t>Escribe una o dos líneas sobre qué efectos tuvo la encomienda en la vida de los pueblos indígenas.</w:t>
-            </w:r>
-          </w:p>
-          <w:p>
-            <w:pPr>
-              <w:pStyle w:val="10"/>
-              <w:keepNext w:val="0"/>
-              <w:keepLines w:val="0"/>
-              <w:widowControl/>
-              <w:suppressLineNumbers w:val="0"/>
-              <w:spacing w:before="0" w:beforeAutospacing="0" w:after="0" w:afterAutospacing="0"/>
-              <w:ind w:left="0" w:right="0"/>
-              <w:rPr>
-                <w:rFonts w:hint="default" w:asciiTheme="majorAscii" w:hAnsiTheme="majorAscii"/>
-                <w:b w:val="0"/>
-                <w:bCs/>
-                <w:kern w:val="2"/>
-                <w:sz w:val="20"/>
-                <w:szCs w:val="20"/>
-                <w:lang w:val="es-MX"/>
-              </w:rPr>
-            </w:pPr>
-            <w:r>
-              <w:rPr>
-                <w:rFonts w:hint="default" w:asciiTheme="majorAscii" w:hAnsiTheme="majorAscii"/>
-                <w:b w:val="0"/>
-                <w:bCs/>
-                <w:kern w:val="2"/>
-                <w:sz w:val="20"/>
-                <w:szCs w:val="20"/>
-                <w:lang w:val="es-MX"/>
-              </w:rPr>
-              <w:t>Revisa tu ortografía y colorea tu dibujo para que tu tarea quede ordenada y clara.</w:t>
-            </w:r>
-          </w:p>
-          <w:p>
-            <w:pPr>
-              <w:pStyle w:val="10"/>
-              <w:keepNext w:val="0"/>
-              <w:keepLines w:val="0"/>
-              <w:widowControl/>
-              <w:suppressLineNumbers w:val="0"/>
-              <w:spacing w:before="0" w:beforeAutospacing="0" w:after="0" w:afterAutospacing="0"/>
-              <w:ind w:left="0" w:right="0"/>
-              <w:rPr>
-                <w:rFonts w:hint="default" w:asciiTheme="majorAscii" w:hAnsiTheme="majorAscii"/>
-                <w:b/>
-                <w:kern w:val="2"/>
-                <w:sz w:val="20"/>
-                <w:szCs w:val="20"/>
-                <w:lang w:val="es-MX"/>
-              </w:rPr>
-            </w:pPr>
-          </w:p>
-          <w:p>
-            <w:pPr>
-              <w:pStyle w:val="10"/>
-              <w:keepNext w:val="0"/>
-              <w:keepLines w:val="0"/>
-              <w:widowControl/>
-              <w:suppressLineNumbers w:val="0"/>
-              <w:spacing w:before="0" w:beforeAutospacing="0" w:after="0" w:afterAutospacing="0"/>
-              <w:ind w:left="0" w:right="0"/>
-              <w:rPr>
-                <w:rFonts w:hint="default" w:asciiTheme="majorAscii" w:hAnsiTheme="majorAscii"/>
-                <w:b/>
-                <w:kern w:val="2"/>
-                <w:sz w:val="20"/>
-                <w:szCs w:val="20"/>
-                <w:lang w:val="es-MX"/>
-              </w:rPr>
-            </w:pPr>
-          </w:p>
-          <w:p>
-            <w:pPr>
-              <w:pStyle w:val="10"/>
-              <w:keepNext w:val="0"/>
-              <w:keepLines w:val="0"/>
-              <w:widowControl/>
-              <w:suppressLineNumbers w:val="0"/>
-              <w:spacing w:before="0" w:beforeAutospacing="0" w:after="0" w:afterAutospacing="0"/>
-              <w:ind w:left="0" w:right="0"/>
-              <w:rPr>
-                <w:rFonts w:hint="default" w:asciiTheme="majorAscii" w:hAnsiTheme="majorAscii" w:cstheme="majorHAnsi"/>
-                <w:b/>
-                <w:kern w:val="2"/>
-                <w:sz w:val="20"/>
-                <w:szCs w:val="20"/>
-                <w:lang w:val="es-MX"/>
-              </w:rPr>
-            </w:pPr>
-          </w:p>
-          <w:p>
-            <w:pPr>
-              <w:pStyle w:val="10"/>
-              <w:keepNext w:val="0"/>
-              <w:keepLines w:val="0"/>
-              <w:widowControl/>
-              <w:suppressLineNumbers w:val="0"/>
-              <w:spacing w:before="0" w:beforeAutospacing="0" w:after="0" w:afterAutospacing="0"/>
-              <w:ind w:left="0" w:right="0"/>
-              <w:rPr>
-                <w:rFonts w:hint="default" w:asciiTheme="majorAscii" w:hAnsiTheme="majorAscii"/>
-                <w:b w:val="0"/>
-                <w:bCs/>
-                <w:kern w:val="2"/>
-                <w:sz w:val="20"/>
-                <w:szCs w:val="20"/>
-                <w:lang w:val="es-MX"/>
-              </w:rPr>
-            </w:pPr>
-            <w:r>
-              <w:rPr>
-                <w:rFonts w:hint="default" w:asciiTheme="majorAscii" w:hAnsiTheme="majorAscii"/>
-                <w:b w:val="0"/>
-                <w:bCs/>
-                <w:kern w:val="2"/>
-                <w:sz w:val="20"/>
-                <w:szCs w:val="20"/>
-                <w:lang w:val="es-MX"/>
-              </w:rPr>
-              <w:t xml:space="preserve"> </w:t>
-            </w:r>
-          </w:p>
-          <w:p>
-            <w:pPr>
-              <w:pStyle w:val="10"/>
-              <w:keepNext w:val="0"/>
-              <w:keepLines w:val="0"/>
-              <w:widowControl/>
-              <w:suppressLineNumbers w:val="0"/>
-              <w:spacing w:before="0" w:beforeAutospacing="0" w:after="0" w:afterAutospacing="0"/>
-              <w:ind w:left="0" w:right="0"/>
-              <w:rPr>
-                <w:rFonts w:hint="default" w:asciiTheme="majorAscii" w:hAnsiTheme="majorAscii"/>
-                <w:b w:val="0"/>
-                <w:bCs/>
-                <w:kern w:val="2"/>
-                <w:sz w:val="20"/>
-                <w:szCs w:val="20"/>
-                <w:lang w:val="es-MX"/>
-              </w:rPr>
-            </w:pPr>
+              <w:t>(Por ejemplo: votar, libertad de expresión en redes, igualdad de derechos, etc.)</w:t>
+            </w:r>
           </w:p>
         </w:tc>
       </w:tr>
@@ -6002,54 +5845,6 @@
                 <w:szCs w:val="20"/>
               </w:rPr>
             </w:pPr>
-            <w:r>
-              <w:rPr>
-                <w:rFonts w:hint="default" w:asciiTheme="majorAscii" w:hAnsiTheme="majorAscii"/>
-                <w:kern w:val="2"/>
-                <w:sz w:val="20"/>
-                <w:szCs w:val="20"/>
-              </w:rPr>
-              <w:fldChar w:fldCharType="begin"/>
-            </w:r>
-            <w:r>
-              <w:rPr>
-                <w:rFonts w:hint="default" w:asciiTheme="majorAscii" w:hAnsiTheme="majorAscii"/>
-                <w:kern w:val="2"/>
-                <w:sz w:val="20"/>
-                <w:szCs w:val="20"/>
-              </w:rPr>
-              <w:instrText xml:space="preserve"> HYPERLINK "https://www.youtube.com/watch?v=M62wXyRgBaQ" </w:instrText>
-            </w:r>
-            <w:r>
-              <w:rPr>
-                <w:rFonts w:hint="default" w:asciiTheme="majorAscii" w:hAnsiTheme="majorAscii"/>
-                <w:kern w:val="2"/>
-                <w:sz w:val="20"/>
-                <w:szCs w:val="20"/>
-              </w:rPr>
-              <w:fldChar w:fldCharType="separate"/>
-            </w:r>
-            <w:r>
-              <w:rPr>
-                <w:rStyle w:val="6"/>
-                <w:rFonts w:hint="default" w:asciiTheme="majorAscii" w:hAnsiTheme="majorAscii"/>
-                <w:kern w:val="2"/>
-                <w:sz w:val="20"/>
-                <w:szCs w:val="20"/>
-              </w:rPr>
-              <w:t>https://www.youtube.com/watch?v=M62wXyRgBaQ</w:t>
-            </w:r>
-            <w:r>
-              <w:rPr>
-                <w:rFonts w:hint="default" w:asciiTheme="majorAscii" w:hAnsiTheme="majorAscii"/>
-                <w:kern w:val="2"/>
-                <w:sz w:val="20"/>
-                <w:szCs w:val="20"/>
-              </w:rPr>
-              <w:fldChar w:fldCharType="end"/>
-            </w:r>
-            <w:bookmarkStart w:id="0" w:name="_GoBack"/>
-            <w:bookmarkEnd w:id="0"/>
           </w:p>
           <w:p>
             <w:pPr>
@@ -6079,12 +5874,17 @@
       <w:pPr>
         <w:jc w:val="both"/>
       </w:pPr>
+    </w:p>
+    <w:p>
+      <w:pPr>
+        <w:jc w:val="center"/>
+      </w:pPr>
       <w:r>
         <w:drawing>
           <wp:inline distT="0" distB="0" distL="114300" distR="114300">
-            <wp:extent cx="5334000" cy="6781800"/>
+            <wp:extent cx="5676900" cy="6934200"/>
             <wp:effectExtent l="0" t="0" r="0" b="0"/>
-            <wp:docPr id="9" name="Imagen 9"/>
+            <wp:docPr id="21" name="Imagen 21"/>
             <wp:cNvGraphicFramePr>
               <a:graphicFrameLocks xmlns:a="http://schemas.openxmlformats.org/drawingml/2006/main" noChangeAspect="1"/>
             </wp:cNvGraphicFramePr>
@@ -6092,7 +5892,7 @@
               <a:graphicData uri="http://schemas.openxmlformats.org/drawingml/2006/picture">
                 <pic:pic xmlns:pic="http://schemas.openxmlformats.org/drawingml/2006/picture">
                   <pic:nvPicPr>
-                    <pic:cNvPr id="9" name="Imagen 9"/>
+                    <pic:cNvPr id="21" name="Imagen 21"/>
                     <pic:cNvPicPr>
                       <a:picLocks noChangeAspect="1"/>
                     </pic:cNvPicPr>
@@ -6106,7 +5906,7 @@
                   <pic:spPr>
                     <a:xfrm>
                       <a:off x="0" y="0"/>
-                      <a:ext cx="5334000" cy="6781800"/>
+                      <a:ext cx="5676900" cy="6934200"/>
                     </a:xfrm>
                     <a:prstGeom prst="rect">
                       <a:avLst/>
@@ -6125,39 +5925,14 @@
     </w:p>
     <w:p>
       <w:pPr>
-        <w:jc w:val="both"/>
-      </w:pPr>
-    </w:p>
-    <w:p>
-      <w:pPr>
-        <w:jc w:val="both"/>
-      </w:pPr>
-    </w:p>
-    <w:p>
-      <w:pPr>
-        <w:jc w:val="both"/>
-      </w:pPr>
-    </w:p>
-    <w:p>
-      <w:pPr>
-        <w:jc w:val="both"/>
-      </w:pPr>
-    </w:p>
-    <w:p>
-      <w:pPr>
-        <w:jc w:val="both"/>
-      </w:pPr>
-    </w:p>
-    <w:p>
-      <w:pPr>
-        <w:jc w:val="both"/>
+        <w:jc w:val="center"/>
       </w:pPr>
       <w:r>
         <w:drawing>
           <wp:inline distT="0" distB="0" distL="114300" distR="114300">
-            <wp:extent cx="5448300" cy="7086600"/>
-            <wp:effectExtent l="0" t="0" r="0" b="0"/>
-            <wp:docPr id="10" name="Imagen 10"/>
+            <wp:extent cx="5591175" cy="6848475"/>
+            <wp:effectExtent l="0" t="0" r="9525" b="9525"/>
+            <wp:docPr id="22" name="Imagen 22"/>
             <wp:cNvGraphicFramePr>
               <a:graphicFrameLocks xmlns:a="http://schemas.openxmlformats.org/drawingml/2006/main" noChangeAspect="1"/>
             </wp:cNvGraphicFramePr>
@@ -6165,7 +5940,7 @@
               <a:graphicData uri="http://schemas.openxmlformats.org/drawingml/2006/picture">
                 <pic:pic xmlns:pic="http://schemas.openxmlformats.org/drawingml/2006/picture">
                   <pic:nvPicPr>
-                    <pic:cNvPr id="10" name="Imagen 10"/>
+                    <pic:cNvPr id="22" name="Imagen 22"/>
                     <pic:cNvPicPr>
                       <a:picLocks noChangeAspect="1"/>
                     </pic:cNvPicPr>
@@ -6179,7 +5954,7 @@
                   <pic:spPr>
                     <a:xfrm>
                       <a:off x="0" y="0"/>
-                      <a:ext cx="5448300" cy="7086600"/>
+                      <a:ext cx="5591175" cy="6848475"/>
                     </a:xfrm>
                     <a:prstGeom prst="rect">
                       <a:avLst/>
@@ -6195,6 +5970,119 @@
           </wp:inline>
         </w:drawing>
       </w:r>
+    </w:p>
+    <w:p>
+      <w:pPr>
+        <w:jc w:val="both"/>
+      </w:pPr>
+    </w:p>
+    <w:p>
+      <w:pPr>
+        <w:jc w:val="both"/>
+      </w:pPr>
+    </w:p>
+    <w:p>
+      <w:pPr>
+        <w:jc w:val="center"/>
+      </w:pPr>
+      <w:r>
+        <w:drawing>
+          <wp:inline distT="0" distB="0" distL="114300" distR="114300">
+            <wp:extent cx="5591175" cy="6953250"/>
+            <wp:effectExtent l="0" t="0" r="9525" b="0"/>
+            <wp:docPr id="23" name="Imagen 23"/>
+            <wp:cNvGraphicFramePr>
+              <a:graphicFrameLocks xmlns:a="http://schemas.openxmlformats.org/drawingml/2006/main" noChangeAspect="1"/>
+            </wp:cNvGraphicFramePr>
+            <a:graphic xmlns:a="http://schemas.openxmlformats.org/drawingml/2006/main">
+              <a:graphicData uri="http://schemas.openxmlformats.org/drawingml/2006/picture">
+                <pic:pic xmlns:pic="http://schemas.openxmlformats.org/drawingml/2006/picture">
+                  <pic:nvPicPr>
+                    <pic:cNvPr id="23" name="Imagen 23"/>
+                    <pic:cNvPicPr>
+                      <a:picLocks noChangeAspect="1"/>
+                    </pic:cNvPicPr>
+                  </pic:nvPicPr>
+                  <pic:blipFill>
+                    <a:blip r:embed="rId17"/>
+                    <a:stretch>
+                      <a:fillRect/>
+                    </a:stretch>
+                  </pic:blipFill>
+                  <pic:spPr>
+                    <a:xfrm>
+                      <a:off x="0" y="0"/>
+                      <a:ext cx="5591175" cy="6953250"/>
+                    </a:xfrm>
+                    <a:prstGeom prst="rect">
+                      <a:avLst/>
+                    </a:prstGeom>
+                    <a:noFill/>
+                    <a:ln>
+                      <a:noFill/>
+                    </a:ln>
+                  </pic:spPr>
+                </pic:pic>
+              </a:graphicData>
+            </a:graphic>
+          </wp:inline>
+        </w:drawing>
+      </w:r>
+    </w:p>
+    <w:p>
+      <w:pPr>
+        <w:jc w:val="center"/>
+      </w:pPr>
+    </w:p>
+    <w:p>
+      <w:pPr>
+        <w:jc w:val="center"/>
+      </w:pPr>
+      <w:r>
+        <w:drawing>
+          <wp:inline distT="0" distB="0" distL="114300" distR="114300">
+            <wp:extent cx="5572125" cy="6905625"/>
+            <wp:effectExtent l="0" t="0" r="9525" b="9525"/>
+            <wp:docPr id="24" name="Imagen 24"/>
+            <wp:cNvGraphicFramePr>
+              <a:graphicFrameLocks xmlns:a="http://schemas.openxmlformats.org/drawingml/2006/main" noChangeAspect="1"/>
+            </wp:cNvGraphicFramePr>
+            <a:graphic xmlns:a="http://schemas.openxmlformats.org/drawingml/2006/main">
+              <a:graphicData uri="http://schemas.openxmlformats.org/drawingml/2006/picture">
+                <pic:pic xmlns:pic="http://schemas.openxmlformats.org/drawingml/2006/picture">
+                  <pic:nvPicPr>
+                    <pic:cNvPr id="24" name="Imagen 24"/>
+                    <pic:cNvPicPr>
+                      <a:picLocks noChangeAspect="1"/>
+                    </pic:cNvPicPr>
+                  </pic:nvPicPr>
+                  <pic:blipFill>
+                    <a:blip r:embed="rId18"/>
+                    <a:stretch>
+                      <a:fillRect/>
+                    </a:stretch>
+                  </pic:blipFill>
+                  <pic:spPr>
+                    <a:xfrm>
+                      <a:off x="0" y="0"/>
+                      <a:ext cx="5572125" cy="6905625"/>
+                    </a:xfrm>
+                    <a:prstGeom prst="rect">
+                      <a:avLst/>
+                    </a:prstGeom>
+                    <a:noFill/>
+                    <a:ln>
+                      <a:noFill/>
+                    </a:ln>
+                  </pic:spPr>
+                </pic:pic>
+              </a:graphicData>
+            </a:graphic>
+          </wp:inline>
+        </w:drawing>
+      </w:r>
+      <w:bookmarkStart w:id="0" w:name="_GoBack"/>
+      <w:bookmarkEnd w:id="0"/>
     </w:p>
     <w:p>
       <w:pPr>
@@ -6548,7 +6436,7 @@
         <w:szCs w:val="24"/>
         <w:lang w:val="es-MX"/>
       </w:rPr>
-      <w:t xml:space="preserve">Sengundo de secundaria </w:t>
+      <w:t xml:space="preserve">Tercero de secundaria </w:t>
     </w:r>
     <w:r>
       <w:rPr>
@@ -6567,7 +6455,7 @@
         <w:szCs w:val="16"/>
         <w:lang w:val="es-MX"/>
       </w:rPr>
-      <w:t>8</w:t>
+      <w:t>9</w:t>
     </w:r>
     <w:r>
       <w:rPr>
@@ -6586,7 +6474,7 @@
         <w:szCs w:val="16"/>
         <w:lang w:val="es-MX"/>
       </w:rPr>
-      <w:t xml:space="preserve"> Historia 2 </w:t>
+      <w:t xml:space="preserve"> Historia 3</w:t>
     </w:r>
   </w:p>
   <w:p>
